--- a/Documentations/Reports/Report 1 (Proposal).docx
+++ b/Documentations/Reports/Report 1 (Proposal).docx
@@ -153,7 +153,7 @@
               </wp:inline>
             </w:drawing>
           </mc:Choice>
-          <mc:Fallback xmlns:a="http://schemas.openxmlformats.org/drawingml/2006/main" xmlns:w16du="http://schemas.microsoft.com/office/word/2023/wordml/word16du" xmlns:oel="http://schemas.microsoft.com/office/2019/extlst" xmlns:a14="http://schemas.microsoft.com/office/drawing/2010/main" xmlns:pic="http://schemas.openxmlformats.org/drawingml/2006/picture">
+          <mc:Fallback xmlns:pic="http://schemas.openxmlformats.org/drawingml/2006/picture" xmlns:a14="http://schemas.microsoft.com/office/drawing/2010/main" xmlns:oel="http://schemas.microsoft.com/office/2019/extlst" xmlns:w16du="http://schemas.microsoft.com/office/word/2023/wordml/word16du" xmlns:a="http://schemas.openxmlformats.org/drawingml/2006/main">
             <w:pict w14:anchorId="6AC6168A">
               <v:group id="Group 15614" style="width:94.6309pt;height:95.903pt;mso-position-horizontal-relative:char;mso-position-vertical-relative:line" coordsize="12018,12179">
                 <v:shape id="Picture 16" style="position:absolute;width:12018;height:12179;left:0;top:0;" filled="f">
@@ -5253,6 +5253,8 @@
     </w:p>
     <w:p>
       <w:pPr>
+        <w:spacing w:after="175" w:line="360" w:lineRule="auto"/>
+        <w:ind w:left="0" w:firstLine="0"/>
         <w:rPr>
           <w:color w:val="000000" w:themeColor="text1"/>
           <w:szCs w:val="24"/>
@@ -5265,117 +5267,44 @@
           <w:szCs w:val="24"/>
           <w:shd w:val="clear" w:color="auto" w:fill="FFFFFF"/>
         </w:rPr>
-        <w:t>A</w:t>
-      </w:r>
-      <w:r>
+        <w:t xml:space="preserve">A number of researchers have explored different methods to detect forged and AI-generated images, reflecting the growing importance of image authenticity in fields such as forensic science, journalism, and social media. </w:t>
+      </w:r>
+    </w:p>
+    <w:p>
+      <w:pPr>
+        <w:spacing w:after="175" w:line="360" w:lineRule="auto"/>
+        <w:ind w:left="0" w:firstLine="0"/>
         <w:rPr>
           <w:color w:val="000000" w:themeColor="text1"/>
           <w:szCs w:val="24"/>
           <w:shd w:val="clear" w:color="auto" w:fill="FFFFFF"/>
         </w:rPr>
-        <w:t xml:space="preserve"> study </w:t>
-      </w:r>
+      </w:pPr>
       <w:r>
         <w:rPr>
           <w:color w:val="000000" w:themeColor="text1"/>
           <w:szCs w:val="24"/>
           <w:shd w:val="clear" w:color="auto" w:fill="FFFFFF"/>
         </w:rPr>
-        <w:t xml:space="preserve">done by </w:t>
+        <w:t xml:space="preserve">One comprehensive study by </w:t>
       </w:r>
       <w:proofErr w:type="spellStart"/>
-      <w:r>
-        <w:rPr>
-          <w:szCs w:val="24"/>
-        </w:rPr>
-        <w:t>Polepally</w:t>
-      </w:r>
-      <w:proofErr w:type="spellEnd"/>
-      <w:r>
-        <w:rPr>
-          <w:szCs w:val="24"/>
-        </w:rPr>
-        <w:t xml:space="preserve">, Vijay &amp; </w:t>
-      </w:r>
-      <w:proofErr w:type="spellStart"/>
-      <w:r>
-        <w:rPr>
-          <w:szCs w:val="24"/>
-        </w:rPr>
-        <w:t>Jakka</w:t>
-      </w:r>
-      <w:proofErr w:type="spellEnd"/>
-      <w:r>
-        <w:rPr>
-          <w:szCs w:val="24"/>
-        </w:rPr>
-        <w:t xml:space="preserve">, Neha &amp; </w:t>
-      </w:r>
-      <w:proofErr w:type="spellStart"/>
-      <w:r>
-        <w:rPr>
-          <w:szCs w:val="24"/>
-        </w:rPr>
-        <w:t>Vishnukanth</w:t>
-      </w:r>
-      <w:proofErr w:type="spellEnd"/>
-      <w:r>
-        <w:rPr>
-          <w:szCs w:val="24"/>
-        </w:rPr>
-        <w:t xml:space="preserve">, </w:t>
-      </w:r>
-      <w:proofErr w:type="spellStart"/>
-      <w:r>
-        <w:rPr>
-          <w:szCs w:val="24"/>
-        </w:rPr>
-        <w:t>Pendly</w:t>
-      </w:r>
-      <w:proofErr w:type="spellEnd"/>
-      <w:r>
-        <w:rPr>
-          <w:szCs w:val="24"/>
-        </w:rPr>
-        <w:t xml:space="preserve"> &amp; Raj, </w:t>
-      </w:r>
-      <w:proofErr w:type="spellStart"/>
-      <w:r>
-        <w:rPr>
-          <w:szCs w:val="24"/>
-        </w:rPr>
-        <w:t>Rachakatla</w:t>
-      </w:r>
-      <w:proofErr w:type="spellEnd"/>
-      <w:r>
-        <w:rPr>
-          <w:szCs w:val="24"/>
-        </w:rPr>
-        <w:t xml:space="preserve"> &amp; Anish, </w:t>
-      </w:r>
-      <w:proofErr w:type="spellStart"/>
-      <w:r>
-        <w:rPr>
-          <w:szCs w:val="24"/>
-        </w:rPr>
-        <w:t>Gudavelli</w:t>
-      </w:r>
-      <w:proofErr w:type="spellEnd"/>
       <w:r>
         <w:rPr>
           <w:color w:val="000000" w:themeColor="text1"/>
           <w:szCs w:val="24"/>
           <w:shd w:val="clear" w:color="auto" w:fill="FFFFFF"/>
         </w:rPr>
-        <w:t xml:space="preserve"> presents a comprehensive study of machine learning algorithms for stock price prediction. </w:t>
-      </w:r>
+        <w:t>Preeti</w:t>
+      </w:r>
+      <w:proofErr w:type="spellEnd"/>
       <w:r>
         <w:rPr>
           <w:color w:val="000000" w:themeColor="text1"/>
           <w:szCs w:val="24"/>
           <w:shd w:val="clear" w:color="auto" w:fill="FFFFFF"/>
         </w:rPr>
-        <w:t xml:space="preserve">In their 2023 study, </w:t>
+        <w:t xml:space="preserve"> Sharma, Manoj Kumar, and Hitesh Sharma in 2022 evaluates both traditional and advanced deep learning approaches for image tamper detection. Their research highlights how easily available editing tools can alter images, making it difficult to distinguish between authentic and manipulated content. They discuss active, passive, and deep learning-based methods—including those using generative adversarial networks (GANs)—and emphasize the need for standardized datasets and evaluation criteria to improve detection accuracy. The study concludes that while deep learning techniques show great promise, challenges remain in generalizing across different types of forgeries and photo-realistic manipulations</w:t>
       </w:r>
       <w:r>
         <w:rPr>
@@ -5383,204 +5312,388 @@
           <w:szCs w:val="24"/>
           <w:shd w:val="clear" w:color="auto" w:fill="FFFFFF"/>
         </w:rPr>
-        <w:t>they</w:t>
-      </w:r>
+        <w:t xml:space="preserve"> </w:t>
+      </w:r>
+      <w:hyperlink r:id="rId16" w:tgtFrame="_blank" w:history="1">
+        <w:r>
+          <w:rPr>
+            <w:rStyle w:val="Hyperlink"/>
+            <w:szCs w:val="24"/>
+            <w:shd w:val="clear" w:color="auto" w:fill="FFFFFF"/>
+          </w:rPr>
+          <w:t>[1]</w:t>
+        </w:r>
+      </w:hyperlink>
       <w:r>
         <w:rPr>
           <w:color w:val="000000" w:themeColor="text1"/>
           <w:szCs w:val="24"/>
           <w:shd w:val="clear" w:color="auto" w:fill="FFFFFF"/>
         </w:rPr>
-        <w:t xml:space="preserve"> explore</w:t>
-      </w:r>
-      <w:r>
+        <w:t>.</w:t>
+      </w:r>
+    </w:p>
+    <w:p>
+      <w:pPr>
+        <w:spacing w:after="175" w:line="360" w:lineRule="auto"/>
+        <w:ind w:left="0" w:firstLine="0"/>
         <w:rPr>
           <w:color w:val="000000" w:themeColor="text1"/>
           <w:szCs w:val="24"/>
           <w:shd w:val="clear" w:color="auto" w:fill="FFFFFF"/>
         </w:rPr>
-        <w:t>d</w:t>
-      </w:r>
+      </w:pPr>
       <w:r>
         <w:rPr>
           <w:color w:val="000000" w:themeColor="text1"/>
           <w:szCs w:val="24"/>
           <w:shd w:val="clear" w:color="auto" w:fill="FFFFFF"/>
         </w:rPr>
-        <w:t xml:space="preserve"> the effectiveness of the LSTM-RNN algorithm for predicting stock prices. Presented at the 7th International Conference on Intelligent Computing and Control Systems (ICICCS), their research highlights how LSTM-RNN can capture long-term dependencies in sequential data, making it highly suitable for stock market prediction. This algorithm is adept at handling time series data, which is critical for accurate forecasting in financial markets. However, their approach primarily focuses on historical data without incorporating sentiment analysis, potentially limiting its predictive capabilities in response to market sentiment shifts </w:t>
-      </w:r>
+        <w:t xml:space="preserve">Another recent study by </w:t>
+      </w:r>
+      <w:proofErr w:type="spellStart"/>
       <w:r>
         <w:rPr>
           <w:color w:val="000000" w:themeColor="text1"/>
           <w:szCs w:val="24"/>
           <w:shd w:val="clear" w:color="auto" w:fill="FFFFFF"/>
         </w:rPr>
-        <w:t>[1]</w:t>
-      </w:r>
+        <w:t>Clifa</w:t>
+      </w:r>
+      <w:proofErr w:type="spellEnd"/>
       <w:r>
         <w:rPr>
           <w:color w:val="000000" w:themeColor="text1"/>
           <w:szCs w:val="24"/>
           <w:shd w:val="clear" w:color="auto" w:fill="FFFFFF"/>
         </w:rPr>
-        <w:t>.</w:t>
-      </w:r>
-    </w:p>
-    <w:p>
-      <w:pPr>
+        <w:t xml:space="preserve"> </w:t>
+      </w:r>
+      <w:proofErr w:type="spellStart"/>
+      <w:r>
         <w:rPr>
           <w:color w:val="000000" w:themeColor="text1"/>
           <w:szCs w:val="24"/>
           <w:shd w:val="clear" w:color="auto" w:fill="FFFFFF"/>
         </w:rPr>
-      </w:pPr>
-      <w:r>
-        <w:t xml:space="preserve">Lal and </w:t>
+        <w:t>Mascarenhas</w:t>
+      </w:r>
+      <w:proofErr w:type="spellEnd"/>
+      <w:r>
+        <w:rPr>
+          <w:color w:val="000000" w:themeColor="text1"/>
+          <w:szCs w:val="24"/>
+          <w:shd w:val="clear" w:color="auto" w:fill="FFFFFF"/>
+        </w:rPr>
+        <w:t xml:space="preserve"> and Nadine Dias in 2024 focuses on the use of deep learning for detecting digital image forgery. Their project uses a curated dataset of both authentic and manipulated images, applying lightweight deep learning architectures and transfer learning from pre-trained models to achieve reliable detection. The authors highlight the effectiveness of convolutional neural networks (CNNs) in learning complex features from large datasets, which helps the model distinguish between genuine and forged images with high accuracy. Their work demonstrates that deep learning methods can enhance image forensics and help protect the credibility of visual content in the digital </w:t>
+      </w:r>
+      <w:r>
+        <w:rPr>
+          <w:color w:val="000000" w:themeColor="text1"/>
+          <w:szCs w:val="24"/>
+          <w:shd w:val="clear" w:color="auto" w:fill="FFFFFF"/>
+        </w:rPr>
+        <w:t>a</w:t>
+      </w:r>
+      <w:r>
+        <w:rPr>
+          <w:color w:val="000000" w:themeColor="text1"/>
+          <w:szCs w:val="24"/>
+          <w:shd w:val="clear" w:color="auto" w:fill="FFFFFF"/>
+        </w:rPr>
+        <w:t>ge</w:t>
+      </w:r>
+      <w:r>
+        <w:rPr>
+          <w:color w:val="000000" w:themeColor="text1"/>
+          <w:szCs w:val="24"/>
+          <w:shd w:val="clear" w:color="auto" w:fill="FFFFFF"/>
+        </w:rPr>
+        <w:t xml:space="preserve"> </w:t>
+      </w:r>
+      <w:hyperlink r:id="rId17" w:tgtFrame="_blank" w:history="1">
+        <w:r>
+          <w:rPr>
+            <w:rStyle w:val="Hyperlink"/>
+            <w:szCs w:val="24"/>
+            <w:shd w:val="clear" w:color="auto" w:fill="FFFFFF"/>
+          </w:rPr>
+          <w:t>[2]</w:t>
+        </w:r>
+      </w:hyperlink>
+      <w:r>
+        <w:rPr>
+          <w:color w:val="000000" w:themeColor="text1"/>
+          <w:szCs w:val="24"/>
+          <w:shd w:val="clear" w:color="auto" w:fill="FFFFFF"/>
+        </w:rPr>
+        <w:t>.</w:t>
+      </w:r>
+    </w:p>
+    <w:p>
+      <w:pPr>
+        <w:spacing w:after="175" w:line="360" w:lineRule="auto"/>
+        <w:ind w:left="0" w:firstLine="0"/>
+        <w:rPr>
+          <w:color w:val="000000" w:themeColor="text1"/>
+          <w:szCs w:val="24"/>
+          <w:shd w:val="clear" w:color="auto" w:fill="FFFFFF"/>
+        </w:rPr>
+      </w:pPr>
+      <w:r>
+        <w:rPr>
+          <w:color w:val="000000" w:themeColor="text1"/>
+          <w:szCs w:val="24"/>
+          <w:shd w:val="clear" w:color="auto" w:fill="FFFFFF"/>
+        </w:rPr>
+        <w:t xml:space="preserve">In the context of AI-generated image detection, a 2024 study titled "Performance Comparison and Visualization of AI-Generated-Image Detection Methods" compares several detection approaches using different types of generative models, including GANs, diffusion models, and transformers. The research finds that artifact-feature-based detection works well for GAN-generated images, while image-encoder-feature-based methods are more effective for diffusion and transformer-generated images. The study also uses visualization techniques like Grad-CAM and t-SNE to show which parts of the image the model uses for detection. The results highlight that detection accuracy </w:t>
+      </w:r>
+      <w:r>
+        <w:rPr>
+          <w:color w:val="000000" w:themeColor="text1"/>
+          <w:szCs w:val="24"/>
+          <w:shd w:val="clear" w:color="auto" w:fill="FFFFFF"/>
+        </w:rPr>
+        <w:lastRenderedPageBreak/>
+        <w:t>varies depending on the type of AI-generated image and that some methods are more robust to image compression than others</w:t>
+      </w:r>
+      <w:r>
+        <w:rPr>
+          <w:color w:val="000000" w:themeColor="text1"/>
+          <w:szCs w:val="24"/>
+          <w:shd w:val="clear" w:color="auto" w:fill="FFFFFF"/>
+        </w:rPr>
+        <w:t xml:space="preserve"> </w:t>
+      </w:r>
+      <w:hyperlink r:id="rId18" w:tgtFrame="_blank" w:history="1">
+        <w:r>
+          <w:rPr>
+            <w:rStyle w:val="Hyperlink"/>
+            <w:szCs w:val="24"/>
+            <w:shd w:val="clear" w:color="auto" w:fill="FFFFFF"/>
+          </w:rPr>
+          <w:t>[3]</w:t>
+        </w:r>
+      </w:hyperlink>
+      <w:r>
+        <w:rPr>
+          <w:color w:val="000000" w:themeColor="text1"/>
+          <w:szCs w:val="24"/>
+          <w:shd w:val="clear" w:color="auto" w:fill="FFFFFF"/>
+        </w:rPr>
+        <w:t>.</w:t>
+      </w:r>
+    </w:p>
+    <w:p>
+      <w:pPr>
+        <w:spacing w:after="175" w:line="360" w:lineRule="auto"/>
+        <w:ind w:left="0" w:firstLine="0"/>
+        <w:rPr>
+          <w:color w:val="000000" w:themeColor="text1"/>
+          <w:szCs w:val="24"/>
+          <w:shd w:val="clear" w:color="auto" w:fill="FFFFFF"/>
+        </w:rPr>
+      </w:pPr>
+      <w:r>
+        <w:rPr>
+          <w:color w:val="000000" w:themeColor="text1"/>
+          <w:szCs w:val="24"/>
+          <w:shd w:val="clear" w:color="auto" w:fill="FFFFFF"/>
+        </w:rPr>
+        <w:t xml:space="preserve">For image tampering detection, Ramesh </w:t>
       </w:r>
       <w:proofErr w:type="spellStart"/>
       <w:r>
-        <w:t>Timalsina's</w:t>
+        <w:rPr>
+          <w:color w:val="000000" w:themeColor="text1"/>
+          <w:szCs w:val="24"/>
+          <w:shd w:val="clear" w:color="auto" w:fill="FFFFFF"/>
+        </w:rPr>
+        <w:t>Gorle’s</w:t>
       </w:r>
       <w:proofErr w:type="spellEnd"/>
       <w:r>
-        <w:t xml:space="preserve"> 2022 paper, presented at the 11th IOE Graduate Conference, investigate</w:t>
-      </w:r>
-      <w:r>
-        <w:t>d</w:t>
-      </w:r>
-      <w:r>
-        <w:t xml:space="preserve"> the use of a CNN-BGRU method for stock price prediction. The combination of Convolutional Neural Networks (CNN) for feature extraction and Bidirectional Gated Recurrent Units (BGRU) for handling sequential data shows promise in forecasting stock prices. Their method leverages CNN’s strength in identifying important patterns in data and BGRU’s ability to process time-dependent sequences effectively. Despite its potential, this method can be complex and resource-intensive, and it does not explicitly include sentiment analysis, which could enhance prediction accuracy</w:t>
-      </w:r>
-      <w:r>
-        <w:t xml:space="preserve"> [2]</w:t>
-      </w:r>
-      <w:r>
+        <w:rPr>
+          <w:color w:val="000000" w:themeColor="text1"/>
+          <w:szCs w:val="24"/>
+          <w:shd w:val="clear" w:color="auto" w:fill="FFFFFF"/>
+        </w:rPr>
+        <w:t xml:space="preserve"> 2024 paper introduces a novel approach combining Error Level Analysis (ELA) with a CNN. Traditional forensic methods like ELA can struggle with subtle manipulations, but by preprocessing images with ELA and then using a CNN for classification, the proposed framework achieves a detection accuracy of 96.21% on the CASIA v2.0 dataset. This method outperforms established deep learning models such as VGG16, VGG19, and ResNet101, showing that combining traditional and deep learning techniques can provide a robust solution for detecting digital image manipulation</w:t>
+      </w:r>
+      <w:r>
+        <w:rPr>
+          <w:color w:val="000000" w:themeColor="text1"/>
+          <w:szCs w:val="24"/>
+          <w:shd w:val="clear" w:color="auto" w:fill="FFFFFF"/>
+        </w:rPr>
+        <w:t xml:space="preserve"> </w:t>
+      </w:r>
+      <w:hyperlink r:id="rId19" w:tgtFrame="_blank" w:history="1">
+        <w:r>
+          <w:rPr>
+            <w:rStyle w:val="Hyperlink"/>
+            <w:szCs w:val="24"/>
+            <w:shd w:val="clear" w:color="auto" w:fill="FFFFFF"/>
+          </w:rPr>
+          <w:t>[4]</w:t>
+        </w:r>
+      </w:hyperlink>
+      <w:r>
+        <w:rPr>
+          <w:color w:val="000000" w:themeColor="text1"/>
+          <w:szCs w:val="24"/>
+          <w:shd w:val="clear" w:color="auto" w:fill="FFFFFF"/>
+        </w:rPr>
         <w:t>.</w:t>
       </w:r>
     </w:p>
     <w:p>
-      <w:r>
-        <w:t xml:space="preserve">In the 2023 publication in the International Journal of Creative Research Thoughts (IJCRT), Kabir, </w:t>
+      <w:pPr>
+        <w:spacing w:after="175" w:line="360" w:lineRule="auto"/>
+        <w:ind w:left="0" w:firstLine="0"/>
+        <w:rPr>
+          <w:color w:val="000000" w:themeColor="text1"/>
+          <w:szCs w:val="24"/>
+          <w:shd w:val="clear" w:color="auto" w:fill="FFFFFF"/>
+        </w:rPr>
+      </w:pPr>
+      <w:r>
+        <w:rPr>
+          <w:color w:val="000000" w:themeColor="text1"/>
+          <w:szCs w:val="24"/>
+          <w:shd w:val="clear" w:color="auto" w:fill="FFFFFF"/>
+        </w:rPr>
+        <w:t xml:space="preserve">A further study by Emad Ul </w:t>
       </w:r>
       <w:proofErr w:type="spellStart"/>
       <w:r>
-        <w:t>Sobur</w:t>
+        <w:rPr>
+          <w:color w:val="000000" w:themeColor="text1"/>
+          <w:szCs w:val="24"/>
+          <w:shd w:val="clear" w:color="auto" w:fill="FFFFFF"/>
+        </w:rPr>
+        <w:t>Haq</w:t>
       </w:r>
       <w:proofErr w:type="spellEnd"/>
       <w:r>
-        <w:t>, and Amin compared various machine learning models for stock price prediction. Their study evaluates the performance of different algorithms under diverse market conditions, providing insights into their strengths and weaknesses. While their comprehensive approach offers valuable comparisons, it does not integrate additional data sources such as sentiment analysis from news or social media, which can be crucial for improving the accuracy of stock predictions</w:t>
-      </w:r>
-      <w:r>
+        <w:rPr>
+          <w:color w:val="000000" w:themeColor="text1"/>
+          <w:szCs w:val="24"/>
+          <w:shd w:val="clear" w:color="auto" w:fill="FFFFFF"/>
+        </w:rPr>
+        <w:t xml:space="preserve"> Qazi and colleagues in 2024 proposes a transfer learning-based deep learning technique for image forgery detection. Their approach uses pre-trained weights to reduce training time and resource requirements, and it achieves an impressive accuracy of 99.92% on benchmark datasets such as BOW and </w:t>
+      </w:r>
+      <w:proofErr w:type="spellStart"/>
+      <w:r>
+        <w:rPr>
+          <w:color w:val="000000" w:themeColor="text1"/>
+          <w:szCs w:val="24"/>
+          <w:shd w:val="clear" w:color="auto" w:fill="FFFFFF"/>
+        </w:rPr>
+        <w:t>BOSSBase</w:t>
+      </w:r>
+      <w:proofErr w:type="spellEnd"/>
+      <w:r>
+        <w:rPr>
+          <w:color w:val="000000" w:themeColor="text1"/>
+          <w:szCs w:val="24"/>
+          <w:shd w:val="clear" w:color="auto" w:fill="FFFFFF"/>
+        </w:rPr>
+        <w:t>. This demonstrates that leveraging existing deep learning models through transfer learning can significantly improve the efficiency and effectiveness of image authenticity verification</w:t>
+      </w:r>
+      <w:r>
+        <w:rPr>
+          <w:color w:val="000000" w:themeColor="text1"/>
+          <w:szCs w:val="24"/>
+          <w:shd w:val="clear" w:color="auto" w:fill="FFFFFF"/>
+        </w:rPr>
         <w:t xml:space="preserve"> </w:t>
       </w:r>
-      <w:r>
-        <w:t>[</w:t>
-      </w:r>
-      <w:r>
-        <w:t>3</w:t>
-      </w:r>
-      <w:r>
-        <w:t>]</w:t>
-      </w:r>
-      <w:r>
+      <w:hyperlink r:id="rId20" w:tgtFrame="_blank" w:history="1">
+        <w:r>
+          <w:rPr>
+            <w:rStyle w:val="Hyperlink"/>
+            <w:szCs w:val="24"/>
+            <w:shd w:val="clear" w:color="auto" w:fill="FFFFFF"/>
+          </w:rPr>
+          <w:t>[5]</w:t>
+        </w:r>
+      </w:hyperlink>
+      <w:r>
+        <w:rPr>
+          <w:color w:val="000000" w:themeColor="text1"/>
+          <w:szCs w:val="24"/>
+          <w:shd w:val="clear" w:color="auto" w:fill="FFFFFF"/>
+        </w:rPr>
         <w:t>.</w:t>
       </w:r>
     </w:p>
-    <w:p/>
-    <w:p>
-      <w:pPr>
-        <w:rPr>
-          <w:sz w:val="26"/>
-          <w:szCs w:val="26"/>
-        </w:rPr>
-      </w:pPr>
-      <w:r>
-        <w:lastRenderedPageBreak/>
-        <w:t xml:space="preserve">Choi’s 2018 research discusses a hybrid model combining ARIMA and LSTM for predicting stock price correlations. The hybrid ARIMA-LSTM model leverages the statistical strengths of ARIMA and the deep learning capabilities of LSTM, resulting in improved accuracy for correlation predictions between stocks. This approach demonstrates the benefits of combining traditional statistical methods with modern machine learning techniques. However, the model's complexity may pose challenges for practical implementation, and it focuses on correlation prediction rather than direct price forecasting </w:t>
-      </w:r>
-      <w:r>
-        <w:t>[</w:t>
-      </w:r>
-      <w:r>
-        <w:t>4</w:t>
-      </w:r>
-      <w:r>
-        <w:t>]</w:t>
-      </w:r>
-      <w:r>
+    <w:p>
+      <w:pPr>
+        <w:spacing w:after="175" w:line="360" w:lineRule="auto"/>
+        <w:ind w:left="0" w:firstLine="0"/>
+        <w:rPr>
+          <w:color w:val="000000" w:themeColor="text1"/>
+          <w:szCs w:val="24"/>
+          <w:shd w:val="clear" w:color="auto" w:fill="FFFFFF"/>
+        </w:rPr>
+      </w:pPr>
+      <w:r>
+        <w:rPr>
+          <w:color w:val="000000" w:themeColor="text1"/>
+          <w:szCs w:val="24"/>
+          <w:shd w:val="clear" w:color="auto" w:fill="FFFFFF"/>
+        </w:rPr>
+        <w:t xml:space="preserve">Lastly, a review by </w:t>
+      </w:r>
+      <w:proofErr w:type="spellStart"/>
+      <w:r>
+        <w:rPr>
+          <w:color w:val="000000" w:themeColor="text1"/>
+          <w:szCs w:val="24"/>
+          <w:shd w:val="clear" w:color="auto" w:fill="FFFFFF"/>
+        </w:rPr>
+        <w:t>Parita</w:t>
+      </w:r>
+      <w:proofErr w:type="spellEnd"/>
+      <w:r>
+        <w:rPr>
+          <w:color w:val="000000" w:themeColor="text1"/>
+          <w:szCs w:val="24"/>
+          <w:shd w:val="clear" w:color="auto" w:fill="FFFFFF"/>
+        </w:rPr>
+        <w:t xml:space="preserve"> Mer, Reshma Sunil, and Anjali Diwan in 2023 provides a broad survey of image forgery detection techniques, from traditional handcrafted feature methods to modern deep learning approaches. The review discusses the strengths and limitations of each method, the types of forgeries they can detect, and the datasets used for evaluation. It highlights the evolution of forgery detection from rule-based algorithms to data-driven deep learning models, which have become the standard for robust and automated detection in recent years</w:t>
+      </w:r>
+      <w:r>
+        <w:rPr>
+          <w:color w:val="000000" w:themeColor="text1"/>
+          <w:szCs w:val="24"/>
+          <w:shd w:val="clear" w:color="auto" w:fill="FFFFFF"/>
+        </w:rPr>
+        <w:t xml:space="preserve"> </w:t>
+      </w:r>
+      <w:hyperlink r:id="rId21" w:tgtFrame="_blank" w:history="1">
+        <w:r>
+          <w:rPr>
+            <w:rStyle w:val="Hyperlink"/>
+            <w:szCs w:val="24"/>
+            <w:shd w:val="clear" w:color="auto" w:fill="FFFFFF"/>
+          </w:rPr>
+          <w:t>[6]</w:t>
+        </w:r>
+      </w:hyperlink>
+      <w:r>
+        <w:rPr>
+          <w:color w:val="000000" w:themeColor="text1"/>
+          <w:szCs w:val="24"/>
+          <w:shd w:val="clear" w:color="auto" w:fill="FFFFFF"/>
+        </w:rPr>
         <w:t>.</w:t>
       </w:r>
     </w:p>
     <w:p>
       <w:pPr>
-        <w:rPr>
-          <w:szCs w:val="24"/>
-        </w:rPr>
-      </w:pPr>
-      <w:r>
-        <w:rPr>
-          <w:szCs w:val="24"/>
-        </w:rPr>
-        <w:t xml:space="preserve">Patel, J., Shah, S., Thakkar, P., &amp; Kotecha, K. </w:t>
-      </w:r>
-      <w:r>
-        <w:rPr>
-          <w:szCs w:val="24"/>
-        </w:rPr>
-        <w:t>i</w:t>
-      </w:r>
-      <w:r>
-        <w:rPr>
-          <w:szCs w:val="24"/>
-        </w:rPr>
-        <w:t>n their 2015 paper published in Expert Systems with Applications, Patel and colleagues examine</w:t>
-      </w:r>
-      <w:r>
-        <w:rPr>
-          <w:szCs w:val="24"/>
-        </w:rPr>
-        <w:t>d</w:t>
-      </w:r>
-      <w:r>
-        <w:rPr>
-          <w:szCs w:val="24"/>
-        </w:rPr>
-        <w:t xml:space="preserve"> various machine learning techniques, including ANN, SVM, random forest, and naive Bayes, for predicting stock prices and index movements. Their study emphasizes the importance of trend deterministic data preparation to enhance the accuracy of machine learning models. By comparing these techniques, the authors provide insights into their effectiveness for financial forecasting. Despite the comprehensive analysis, the study does not incorporate sentiment analysis, which could provide a more holistic view of market dynamics</w:t>
-      </w:r>
-      <w:r>
-        <w:rPr>
-          <w:szCs w:val="24"/>
-        </w:rPr>
-        <w:t xml:space="preserve"> </w:t>
-      </w:r>
-      <w:r>
-        <w:rPr>
-          <w:szCs w:val="24"/>
-        </w:rPr>
-        <w:t>[</w:t>
-      </w:r>
-      <w:r>
-        <w:rPr>
-          <w:szCs w:val="24"/>
-        </w:rPr>
-        <w:t>5</w:t>
-      </w:r>
-      <w:r>
-        <w:rPr>
-          <w:szCs w:val="24"/>
-        </w:rPr>
-        <w:t>]</w:t>
-      </w:r>
-      <w:r>
-        <w:rPr>
-          <w:szCs w:val="24"/>
-        </w:rPr>
-        <w:t>.</w:t>
-      </w:r>
-    </w:p>
-    <w:p>
-      <w:pPr>
-        <w:spacing w:after="175" w:line="360" w:lineRule="auto"/>
+        <w:spacing w:after="160" w:line="259" w:lineRule="auto"/>
         <w:ind w:left="0" w:firstLine="0"/>
         <w:jc w:val="left"/>
       </w:pPr>
@@ -5621,34 +5734,29 @@
         </w:rPr>
         <w:t xml:space="preserve"> </w:t>
       </w:r>
+      <w:bookmarkEnd w:id="11"/>
       <w:proofErr w:type="spellStart"/>
       <w:r>
         <w:rPr>
           <w:rStyle w:val="Heading3Char"/>
         </w:rPr>
-        <w:t>QuantConnect</w:t>
-      </w:r>
-      <w:bookmarkEnd w:id="11"/>
+        <w:t>FotoForensics</w:t>
+      </w:r>
       <w:proofErr w:type="spellEnd"/>
     </w:p>
     <w:p>
-      <w:r>
-        <w:t xml:space="preserve">An algorithmic trading platform that allows users to create and </w:t>
-      </w:r>
-      <w:r>
-        <w:t>back test</w:t>
-      </w:r>
-      <w:r>
-        <w:t xml:space="preserve"> trading strategies </w:t>
-      </w:r>
-      <w:r>
-        <w:t>which</w:t>
-      </w:r>
-      <w:r>
-        <w:t xml:space="preserve"> r</w:t>
-      </w:r>
-      <w:r>
-        <w:t>equires a strong understanding of programming and algorithmic trading concepts, making it less accessible to beginners.</w:t>
+      <w:pPr>
+        <w:spacing w:after="191" w:line="360" w:lineRule="auto"/>
+        <w:ind w:left="0" w:firstLine="0"/>
+      </w:pPr>
+      <w:bookmarkStart w:id="12" w:name="_Toc166913566"/>
+      <w:proofErr w:type="spellStart"/>
+      <w:r>
+        <w:t>FotoForensics</w:t>
+      </w:r>
+      <w:proofErr w:type="spellEnd"/>
+      <w:r>
+        <w:t xml:space="preserve"> is a widely used online tool that analyzes images for signs of manipulation using error level analysis (ELA) and examines EXIF metadata to detect inconsistencies. Users upload an image, and the system highlights edited regions, providing clues about potential tampering and metadata anomalies.</w:t>
       </w:r>
     </w:p>
     <w:p>
@@ -5661,11 +5769,11 @@
           <w:rFonts w:eastAsia="Calibri"/>
         </w:rPr>
       </w:pPr>
-      <w:bookmarkStart w:id="12" w:name="_Toc166913566"/>
       <w:r>
         <w:rPr>
           <w:rStyle w:val="Heading3Char"/>
         </w:rPr>
+        <w:lastRenderedPageBreak/>
         <w:t>2.1.</w:t>
       </w:r>
       <w:r>
@@ -5681,29 +5789,36 @@
         </w:rPr>
         <w:t xml:space="preserve"> </w:t>
       </w:r>
-      <w:r>
-        <w:rPr>
-          <w:rStyle w:val="Heading3Char"/>
-        </w:rPr>
-        <w:t>MetaTrader5</w:t>
-      </w:r>
       <w:bookmarkEnd w:id="12"/>
-    </w:p>
-    <w:p>
-      <w:r>
-        <w:t>A popular trading platform offering tools for technical analysis and automated trading strategies</w:t>
-      </w:r>
-      <w:r>
-        <w:t xml:space="preserve"> that p</w:t>
-      </w:r>
-      <w:r>
-        <w:t>rimarily focused on technical analysis and doesn't inherently support machine learning models or sentiment analysis</w:t>
-      </w:r>
-      <w:r>
-        <w:t>.</w:t>
-      </w:r>
-    </w:p>
-    <w:p/>
+      <w:proofErr w:type="spellStart"/>
+      <w:r>
+        <w:rPr>
+          <w:b/>
+          <w:bCs/>
+          <w:sz w:val="26"/>
+        </w:rPr>
+        <w:t>Ghiro</w:t>
+      </w:r>
+      <w:proofErr w:type="spellEnd"/>
+    </w:p>
+    <w:p>
+      <w:pPr>
+        <w:tabs>
+          <w:tab w:val="num" w:pos="720"/>
+        </w:tabs>
+        <w:spacing w:after="191" w:line="360" w:lineRule="auto"/>
+        <w:jc w:val="left"/>
+      </w:pPr>
+      <w:bookmarkStart w:id="13" w:name="_Toc166913567"/>
+      <w:proofErr w:type="spellStart"/>
+      <w:r>
+        <w:t>Ghiro</w:t>
+      </w:r>
+      <w:proofErr w:type="spellEnd"/>
+      <w:r>
+        <w:t xml:space="preserve"> is an open-source digital forensics tool that performs deep analysis of images, including metadata inspection, ELA, and color map checks. It is designed for technical users and offers customizable forensic analysis for detecting various forms of image manipulation.</w:t>
+      </w:r>
+    </w:p>
     <w:p>
       <w:pPr>
         <w:spacing w:after="191" w:line="360" w:lineRule="auto"/>
@@ -5711,9 +5826,65 @@
         <w:jc w:val="left"/>
         <w:rPr>
           <w:rStyle w:val="Heading3Char"/>
-        </w:rPr>
-      </w:pPr>
-      <w:bookmarkStart w:id="13" w:name="_Toc166913567"/>
+          <w:rFonts w:eastAsia="Calibri"/>
+        </w:rPr>
+      </w:pPr>
+      <w:r>
+        <w:rPr>
+          <w:rStyle w:val="Heading3Char"/>
+        </w:rPr>
+        <w:t>2.1.</w:t>
+      </w:r>
+      <w:r>
+        <w:rPr>
+          <w:rStyle w:val="Heading3Char"/>
+        </w:rPr>
+        <w:t>3</w:t>
+      </w:r>
+      <w:r>
+        <w:rPr>
+          <w:rStyle w:val="Heading3Char"/>
+          <w:rFonts w:eastAsia="Calibri"/>
+        </w:rPr>
+        <w:t xml:space="preserve"> </w:t>
+      </w:r>
+      <w:bookmarkEnd w:id="13"/>
+      <w:proofErr w:type="spellStart"/>
+      <w:r>
+        <w:rPr>
+          <w:b/>
+          <w:bCs/>
+          <w:sz w:val="26"/>
+        </w:rPr>
+        <w:t>Pixelator</w:t>
+      </w:r>
+      <w:proofErr w:type="spellEnd"/>
+      <w:r>
+        <w:rPr>
+          <w:b/>
+          <w:bCs/>
+          <w:sz w:val="26"/>
+        </w:rPr>
+        <w:t xml:space="preserve"> v2</w:t>
+      </w:r>
+    </w:p>
+    <w:p>
+      <w:pPr>
+        <w:tabs>
+          <w:tab w:val="num" w:pos="720"/>
+        </w:tabs>
+      </w:pPr>
+      <w:r>
+        <w:t xml:space="preserve">Developed by York St John University, </w:t>
+      </w:r>
+      <w:proofErr w:type="spellStart"/>
+      <w:r>
+        <w:t>Pixelator</w:t>
+      </w:r>
+      <w:proofErr w:type="spellEnd"/>
+      <w:r>
+        <w:t xml:space="preserve"> v2 is designed to detect subtle alterations in images, even as small as a single pixel. The tool combines advanced image veracity techniques and is available for free, targeting cybersecurity professionals and analysts.</w:t>
+      </w:r>
     </w:p>
     <w:p>
       <w:pPr>
@@ -5729,14 +5900,13 @@
         <w:rPr>
           <w:rStyle w:val="Heading3Char"/>
         </w:rPr>
-        <w:lastRenderedPageBreak/>
         <w:t>2.1.</w:t>
       </w:r>
       <w:r>
         <w:rPr>
           <w:rStyle w:val="Heading3Char"/>
         </w:rPr>
-        <w:t>3</w:t>
+        <w:t>4</w:t>
       </w:r>
       <w:r>
         <w:rPr>
@@ -5745,32 +5915,36 @@
         </w:rPr>
         <w:t xml:space="preserve"> </w:t>
       </w:r>
-      <w:proofErr w:type="spellStart"/>
-      <w:r>
-        <w:rPr>
-          <w:rStyle w:val="Heading3Char"/>
-        </w:rPr>
-        <w:t>AlphaSense</w:t>
-      </w:r>
-      <w:bookmarkEnd w:id="13"/>
-      <w:proofErr w:type="spellEnd"/>
-    </w:p>
-    <w:p>
-      <w:r>
-        <w:t>An AI-powered market intelligence platform that aggregates and analyzes financial data, news, and research reports</w:t>
-      </w:r>
-      <w:r>
-        <w:t xml:space="preserve"> but </w:t>
-      </w:r>
-      <w:r>
-        <w:t>doesn't provide specific stock price prediction capabilities.</w:t>
-      </w:r>
-    </w:p>
-    <w:p>
-      <w:pPr>
-        <w:rPr>
-          <w:rFonts w:eastAsia="Calibri"/>
-        </w:rPr>
+      <w:r>
+        <w:rPr>
+          <w:b/>
+          <w:bCs/>
+          <w:sz w:val="26"/>
+        </w:rPr>
+        <w:t>AI-FORGERYGUARD</w:t>
+      </w:r>
+    </w:p>
+    <w:p>
+      <w:pPr>
+        <w:tabs>
+          <w:tab w:val="num" w:pos="720"/>
+        </w:tabs>
+      </w:pPr>
+      <w:r>
+        <w:t>AI-FORGERYGUARD is a research-based system that uses Convolutional Neural Networks (CNNs) to detect image forgeries automatically.</w:t>
+      </w:r>
+      <w:r>
+        <w:t xml:space="preserve"> </w:t>
+      </w:r>
+      <w:r>
+        <w:t>The system processes images through interconnected modules, generates reports on detected manipulations, and is designed to reduce reliance on human intervention.</w:t>
+      </w:r>
+    </w:p>
+    <w:p>
+      <w:pPr>
+        <w:tabs>
+          <w:tab w:val="num" w:pos="720"/>
+        </w:tabs>
       </w:pPr>
     </w:p>
     <w:p>
@@ -5790,10 +5964,9 @@
     </w:p>
     <w:p>
       <w:pPr>
-        <w:pStyle w:val="ListParagraph"/>
         <w:numPr>
           <w:ilvl w:val="0"/>
-          <w:numId w:val="28"/>
+          <w:numId w:val="45"/>
         </w:numPr>
         <w:rPr>
           <w:rFonts w:eastAsia="Calibri"/>
@@ -5802,65 +5975,153 @@
       <w:r>
         <w:rPr>
           <w:rFonts w:eastAsia="Calibri"/>
-        </w:rPr>
-        <w:t>Many platforms</w:t>
+          <w:b/>
+          <w:bCs/>
+        </w:rPr>
+        <w:t>Limited Detection Scope:</w:t>
       </w:r>
       <w:r>
         <w:rPr>
           <w:rFonts w:eastAsia="Calibri"/>
         </w:rPr>
-        <w:t xml:space="preserve"> like </w:t>
-      </w:r>
-      <w:proofErr w:type="spellStart"/>
-      <w:r>
-        <w:rPr>
-          <w:rFonts w:eastAsia="Calibri"/>
-        </w:rPr>
-        <w:t>QuantConnect</w:t>
-      </w:r>
-      <w:proofErr w:type="spellEnd"/>
-      <w:r>
-        <w:rPr>
-          <w:rFonts w:eastAsia="Calibri"/>
-        </w:rPr>
-        <w:t xml:space="preserve"> require advanced programming knowledge and have steep learning curves, making them less accessible to beginner users.</w:t>
-      </w:r>
-    </w:p>
-    <w:p>
-      <w:pPr>
-        <w:pStyle w:val="ListParagraph"/>
+        <w:t> Many existing tools focus only on detecting traditional forgeries (e.g., ELA-based, metadata-based) and do not effectively identify AI-generated images, which are becoming increasingly common.</w:t>
+      </w:r>
+    </w:p>
+    <w:p>
+      <w:pPr>
         <w:numPr>
           <w:ilvl w:val="0"/>
-          <w:numId w:val="28"/>
+          <w:numId w:val="45"/>
         </w:numPr>
-      </w:pPr>
-      <w:r>
-        <w:t xml:space="preserve">Advanced platforms like </w:t>
-      </w:r>
-      <w:proofErr w:type="spellStart"/>
-      <w:r>
-        <w:t>AlphaSense</w:t>
-      </w:r>
-      <w:proofErr w:type="spellEnd"/>
-      <w:r>
-        <w:t xml:space="preserve"> have high subscription fees, which can be prohibitive for individual investors or small teams.</w:t>
-      </w:r>
-    </w:p>
-    <w:p>
-      <w:pPr>
-        <w:pStyle w:val="ListParagraph"/>
+        <w:rPr>
+          <w:rFonts w:eastAsia="Calibri"/>
+        </w:rPr>
+      </w:pPr>
+      <w:r>
+        <w:rPr>
+          <w:rFonts w:eastAsia="Calibri"/>
+          <w:b/>
+          <w:bCs/>
+        </w:rPr>
+        <w:t>Accuracy and Generalization:</w:t>
+      </w:r>
+      <w:r>
+        <w:rPr>
+          <w:rFonts w:eastAsia="Calibri"/>
+        </w:rPr>
+        <w:t> Some systems struggle to maintain high accuracy across diverse and complex datasets, especially when dealing with new types of image manipulation or highly realistic AI-generated content.</w:t>
+      </w:r>
+    </w:p>
+    <w:p>
+      <w:pPr>
         <w:numPr>
           <w:ilvl w:val="0"/>
-          <w:numId w:val="23"/>
+          <w:numId w:val="45"/>
         </w:numPr>
-      </w:pPr>
-      <w:r>
-        <w:t>Most tools focus primarily on technical analysis and do not natively support the integration of sentiment analysis from news and social media, limiting the comprehensiveness of predictions.</w:t>
-      </w:r>
-    </w:p>
-    <w:p>
-      <w:pPr>
-        <w:ind w:left="0" w:firstLine="0"/>
+        <w:rPr>
+          <w:rFonts w:eastAsia="Calibri"/>
+        </w:rPr>
+      </w:pPr>
+      <w:r>
+        <w:rPr>
+          <w:rFonts w:eastAsia="Calibri"/>
+          <w:b/>
+          <w:bCs/>
+        </w:rPr>
+        <w:t>Technical Barriers:</w:t>
+      </w:r>
+      <w:r>
+        <w:rPr>
+          <w:rFonts w:eastAsia="Calibri"/>
+        </w:rPr>
+        <w:t xml:space="preserve"> Tools like </w:t>
+      </w:r>
+      <w:proofErr w:type="spellStart"/>
+      <w:r>
+        <w:rPr>
+          <w:rFonts w:eastAsia="Calibri"/>
+        </w:rPr>
+        <w:t>Ghiro</w:t>
+      </w:r>
+      <w:proofErr w:type="spellEnd"/>
+      <w:r>
+        <w:rPr>
+          <w:rFonts w:eastAsia="Calibri"/>
+        </w:rPr>
+        <w:t xml:space="preserve"> and </w:t>
+      </w:r>
+      <w:proofErr w:type="spellStart"/>
+      <w:r>
+        <w:rPr>
+          <w:rFonts w:eastAsia="Calibri"/>
+        </w:rPr>
+        <w:t>JPEGsnoop</w:t>
+      </w:r>
+      <w:proofErr w:type="spellEnd"/>
+      <w:r>
+        <w:rPr>
+          <w:rFonts w:eastAsia="Calibri"/>
+        </w:rPr>
+        <w:t xml:space="preserve"> require technical expertise to install and use, making them less accessible to non-technical users.</w:t>
+      </w:r>
+    </w:p>
+    <w:p>
+      <w:pPr>
+        <w:numPr>
+          <w:ilvl w:val="0"/>
+          <w:numId w:val="45"/>
+        </w:numPr>
+        <w:rPr>
+          <w:rFonts w:eastAsia="Calibri"/>
+        </w:rPr>
+      </w:pPr>
+      <w:r>
+        <w:rPr>
+          <w:rFonts w:eastAsia="Calibri"/>
+          <w:b/>
+          <w:bCs/>
+        </w:rPr>
+        <w:t>Lack of Comprehensive Reporting:</w:t>
+      </w:r>
+      <w:r>
+        <w:rPr>
+          <w:rFonts w:eastAsia="Calibri"/>
+        </w:rPr>
+        <w:t> Most existing systems do not provide detailed, user-friendly reports that explain detection results, confidence levels, and the basis for their conclusions.</w:t>
+      </w:r>
+    </w:p>
+    <w:p>
+      <w:pPr>
+        <w:numPr>
+          <w:ilvl w:val="0"/>
+          <w:numId w:val="45"/>
+        </w:numPr>
+        <w:rPr>
+          <w:rFonts w:eastAsia="Calibri"/>
+        </w:rPr>
+      </w:pPr>
+      <w:r>
+        <w:rPr>
+          <w:rFonts w:eastAsia="Calibri"/>
+          <w:b/>
+          <w:bCs/>
+        </w:rPr>
+        <w:lastRenderedPageBreak/>
+        <w:t>Adaptability:</w:t>
+      </w:r>
+      <w:r>
+        <w:rPr>
+          <w:rFonts w:eastAsia="Calibri"/>
+        </w:rPr>
+        <w:t> Existing systems often have difficulties adapting to rapidly evolving AI image generation techniques and may need frequent updates to stay effective.</w:t>
+      </w:r>
+    </w:p>
+    <w:p>
+      <w:pPr>
+        <w:ind w:left="720" w:firstLine="0"/>
+        <w:rPr>
+          <w:rFonts w:eastAsia="Calibri"/>
+        </w:rPr>
       </w:pPr>
     </w:p>
     <w:p>
@@ -5880,109 +6141,116 @@
     </w:p>
     <w:p>
       <w:pPr>
-        <w:pStyle w:val="ListParagraph"/>
         <w:numPr>
           <w:ilvl w:val="0"/>
-          <w:numId w:val="23"/>
+          <w:numId w:val="46"/>
         </w:numPr>
-        <w:spacing w:after="352" w:line="360" w:lineRule="auto"/>
-      </w:pPr>
-      <w:r>
-        <w:t>Use of effective model:</w:t>
-      </w:r>
-      <w:r>
-        <w:t xml:space="preserve"> </w:t>
-      </w:r>
-      <w:r>
-        <w:t>This</w:t>
-      </w:r>
-      <w:r>
-        <w:t xml:space="preserve"> project uses the LSTM algorithm, which excels in stock price forecasting due to its ability to handle time series data and avoid</w:t>
-      </w:r>
-      <w:r>
-        <w:t xml:space="preserve"> </w:t>
-      </w:r>
-      <w:r>
-        <w:t>memory issues</w:t>
-      </w:r>
-      <w:r>
-        <w:t xml:space="preserve"> which is a major problem with RNN</w:t>
-      </w:r>
-      <w:r>
-        <w:t>.</w:t>
-      </w:r>
-    </w:p>
-    <w:p>
-      <w:pPr>
-        <w:pStyle w:val="ListParagraph"/>
+        <w:spacing w:after="160" w:line="360" w:lineRule="auto"/>
+      </w:pPr>
+      <w:r>
+        <w:rPr>
+          <w:b/>
+          <w:bCs/>
+        </w:rPr>
+        <w:t>Dual Detection Capability:</w:t>
+      </w:r>
+      <w:r>
+        <w:t> Our system will detect both traditional image forgeries (such as copy-move, splicing) and AI-generated images, providing a more comprehensive solution compared to existing tools that often focus on only one type.</w:t>
+      </w:r>
+    </w:p>
+    <w:p>
+      <w:pPr>
         <w:numPr>
           <w:ilvl w:val="0"/>
-          <w:numId w:val="23"/>
+          <w:numId w:val="46"/>
         </w:numPr>
-        <w:spacing w:after="352" w:line="360" w:lineRule="auto"/>
-      </w:pPr>
-      <w:r>
-        <w:t>Integration of Sentiment Analysis:</w:t>
-      </w:r>
-      <w:r>
-        <w:t xml:space="preserve"> This</w:t>
-      </w:r>
-      <w:r>
-        <w:t xml:space="preserve"> system incorporates sentiment analysis from news and social media to further enhance prediction reliability</w:t>
-      </w:r>
-      <w:r>
-        <w:t xml:space="preserve"> using CNN algorithm</w:t>
-      </w:r>
-      <w:r>
-        <w:t xml:space="preserve">. By combining LSTM with </w:t>
-      </w:r>
-      <w:r>
-        <w:t>CNN</w:t>
-      </w:r>
-      <w:r>
-        <w:t>, our system aims to deliver superior accuracy in predicting stock values.</w:t>
-      </w:r>
-    </w:p>
-    <w:p>
-      <w:pPr>
-        <w:pStyle w:val="ListParagraph"/>
+        <w:spacing w:after="160" w:line="360" w:lineRule="auto"/>
+      </w:pPr>
+      <w:r>
+        <w:rPr>
+          <w:b/>
+          <w:bCs/>
+        </w:rPr>
+        <w:t>Comprehensive Reporting:</w:t>
+      </w:r>
+      <w:r>
+        <w:t> We plan to generate detailed reports for users, including confidence scores, visualizations of manipulated regions, and clear explanations of why an image was flagged as forged or AI-generated.</w:t>
+      </w:r>
+    </w:p>
+    <w:p>
+      <w:pPr>
         <w:numPr>
           <w:ilvl w:val="0"/>
-          <w:numId w:val="23"/>
+          <w:numId w:val="46"/>
         </w:numPr>
-      </w:pPr>
-      <w:r>
-        <w:t>Accessibility:</w:t>
-      </w:r>
-      <w:r>
-        <w:t xml:space="preserve"> U</w:t>
-      </w:r>
-      <w:r>
-        <w:t>sing widely known programming languages</w:t>
-      </w:r>
-      <w:r>
-        <w:t xml:space="preserve">, </w:t>
-      </w:r>
-      <w:r>
-        <w:t>frameworks</w:t>
-      </w:r>
-      <w:r>
-        <w:t>, o</w:t>
-      </w:r>
-      <w:r>
-        <w:t>pen-source libraries and tools keeps costs low, mak</w:t>
-      </w:r>
-      <w:r>
-        <w:t>es</w:t>
-      </w:r>
-      <w:r>
-        <w:t xml:space="preserve"> the solution more accessible to broader audience</w:t>
-      </w:r>
-      <w:r>
-        <w:t>,</w:t>
-      </w:r>
-      <w:r>
-        <w:t xml:space="preserve"> individual users and small teams.</w:t>
+        <w:spacing w:after="160" w:line="360" w:lineRule="auto"/>
+      </w:pPr>
+      <w:r>
+        <w:rPr>
+          <w:b/>
+          <w:bCs/>
+        </w:rPr>
+        <w:t>User-Friendly Interface:</w:t>
+      </w:r>
+      <w:r>
+        <w:t> Our system will offer a simple, web-based interface that requires no technical expertise, making it accessible to a wide range of users.</w:t>
+      </w:r>
+    </w:p>
+    <w:p>
+      <w:pPr>
+        <w:numPr>
+          <w:ilvl w:val="0"/>
+          <w:numId w:val="46"/>
+        </w:numPr>
+        <w:spacing w:after="160" w:line="360" w:lineRule="auto"/>
+      </w:pPr>
+      <w:r>
+        <w:rPr>
+          <w:b/>
+          <w:bCs/>
+        </w:rPr>
+        <w:t>Continuous Learning and Adaptability:</w:t>
+      </w:r>
+      <w:r>
+        <w:t> By leveraging advanced machine learning models and regularly updating our training datasets, our system aims to adapt to new types of image manipulation and AI generation techniques, improving detection accuracy over time.</w:t>
+      </w:r>
+    </w:p>
+    <w:p>
+      <w:pPr>
+        <w:numPr>
+          <w:ilvl w:val="0"/>
+          <w:numId w:val="46"/>
+        </w:numPr>
+        <w:spacing w:after="160" w:line="360" w:lineRule="auto"/>
+      </w:pPr>
+      <w:r>
+        <w:rPr>
+          <w:b/>
+          <w:bCs/>
+        </w:rPr>
+        <w:t>Use</w:t>
+      </w:r>
+      <w:r>
+        <w:rPr>
+          <w:b/>
+          <w:bCs/>
+        </w:rPr>
+        <w:t xml:space="preserve"> of Multiple Techniques:</w:t>
+      </w:r>
+      <w:r>
+        <w:t xml:space="preserve"> We will </w:t>
+      </w:r>
+      <w:r>
+        <w:t>various suitable</w:t>
+      </w:r>
+      <w:r>
+        <w:t xml:space="preserve"> deep learning-based detection </w:t>
+      </w:r>
+      <w:r>
+        <w:t xml:space="preserve">techniques </w:t>
+      </w:r>
+      <w:r>
+        <w:t>to maximize accuracy and robustness across various image types and manipulation methods.</w:t>
       </w:r>
     </w:p>
     <w:p>
@@ -6086,7 +6354,7 @@
                     </pic:cNvPicPr>
                   </pic:nvPicPr>
                   <pic:blipFill>
-                    <a:blip r:embed="rId16">
+                    <a:blip r:embed="rId22">
                       <a:extLst>
                         <a:ext uri="{28A0092B-C50C-407E-A947-70E740481C1C}">
                           <a14:useLocalDpi xmlns:a14="http://schemas.microsoft.com/office/drawing/2010/main" val="0"/>
@@ -6926,7 +7194,7 @@
                     </pic:cNvPicPr>
                   </pic:nvPicPr>
                   <pic:blipFill>
-                    <a:blip r:embed="rId17">
+                    <a:blip r:embed="rId23">
                       <a:extLst>
                         <a:ext uri="{28A0092B-C50C-407E-A947-70E740481C1C}">
                           <a14:useLocalDpi xmlns:a14="http://schemas.microsoft.com/office/drawing/2010/main" val="0"/>
@@ -7740,7 +8008,7 @@
                     </pic:cNvPicPr>
                   </pic:nvPicPr>
                   <pic:blipFill>
-                    <a:blip r:embed="rId18">
+                    <a:blip r:embed="rId24">
                       <a:extLst>
                         <a:ext uri="{28A0092B-C50C-407E-A947-70E740481C1C}">
                           <a14:useLocalDpi xmlns:a14="http://schemas.microsoft.com/office/drawing/2010/main" val="0"/>
@@ -8006,7 +8274,7 @@
                     </pic:cNvPicPr>
                   </pic:nvPicPr>
                   <pic:blipFill>
-                    <a:blip r:embed="rId19">
+                    <a:blip r:embed="rId25">
                       <a:extLst>
                         <a:ext uri="{28A0092B-C50C-407E-A947-70E740481C1C}">
                           <a14:useLocalDpi xmlns:a14="http://schemas.microsoft.com/office/drawing/2010/main" val="0"/>
@@ -8217,7 +8485,7 @@
                     </pic:cNvPicPr>
                   </pic:nvPicPr>
                   <pic:blipFill>
-                    <a:blip r:embed="rId20">
+                    <a:blip r:embed="rId26">
                       <a:extLst>
                         <a:ext uri="{28A0092B-C50C-407E-A947-70E740481C1C}">
                           <a14:useLocalDpi xmlns:a14="http://schemas.microsoft.com/office/drawing/2010/main" val="0"/>
@@ -8261,7 +8529,7 @@
         </w:rPr>
         <w:t>LSTMs Long Short-Term Memory is a type of RNNs that can detain long-term dependencies in sequential data. They use memory cell and gates to control the flow of information, allowing them to selectively retain or discard information as needed and thus avoid the vanishing gradient problem that plagues traditional RNNs. LSTMs are widely used in applications such as </w:t>
       </w:r>
-      <w:hyperlink r:id="rId21" w:tgtFrame="_blank" w:history="1">
+      <w:hyperlink r:id="rId27" w:tgtFrame="_blank" w:history="1">
         <w:r>
           <w:rPr>
             <w:color w:val="auto"/>
@@ -8276,7 +8544,7 @@
         </w:rPr>
         <w:t>, </w:t>
       </w:r>
-      <w:hyperlink r:id="rId22" w:tgtFrame="_blank" w:history="1">
+      <w:hyperlink r:id="rId28" w:tgtFrame="_blank" w:history="1">
         <w:r>
           <w:rPr>
             <w:color w:val="auto"/>
@@ -8613,7 +8881,7 @@
                     </pic:cNvPicPr>
                   </pic:nvPicPr>
                   <pic:blipFill>
-                    <a:blip r:embed="rId23">
+                    <a:blip r:embed="rId29">
                       <a:extLst>
                         <a:ext uri="{28A0092B-C50C-407E-A947-70E740481C1C}">
                           <a14:useLocalDpi xmlns:a14="http://schemas.microsoft.com/office/drawing/2010/main" val="0"/>
@@ -10437,132 +10705,86 @@
           <w:ilvl w:val="0"/>
           <w:numId w:val="32"/>
         </w:numPr>
-        <w:spacing w:after="211" w:line="360" w:lineRule="auto"/>
-        <w:ind w:left="426"/>
-        <w:rPr>
+        <w:spacing w:after="175" w:line="360" w:lineRule="auto"/>
+        <w:rPr>
+          <w:color w:val="000000" w:themeColor="text1"/>
           <w:szCs w:val="24"/>
-        </w:rPr>
-      </w:pPr>
+          <w:shd w:val="clear" w:color="auto" w:fill="FFFFFF"/>
+        </w:rPr>
+      </w:pPr>
+      <w:r>
+        <w:rPr>
+          <w:color w:val="000000" w:themeColor="text1"/>
+          <w:szCs w:val="24"/>
+          <w:shd w:val="clear" w:color="auto" w:fill="FFFFFF"/>
+        </w:rPr>
+        <w:t xml:space="preserve">Sharma, </w:t>
+      </w:r>
       <w:proofErr w:type="spellStart"/>
       <w:r>
         <w:rPr>
+          <w:color w:val="000000" w:themeColor="text1"/>
           <w:szCs w:val="24"/>
-        </w:rPr>
-        <w:t>Polepally</w:t>
+          <w:shd w:val="clear" w:color="auto" w:fill="FFFFFF"/>
+        </w:rPr>
+        <w:t>Preeti</w:t>
       </w:r>
       <w:proofErr w:type="spellEnd"/>
       <w:r>
         <w:rPr>
+          <w:color w:val="000000" w:themeColor="text1"/>
           <w:szCs w:val="24"/>
-        </w:rPr>
-        <w:t xml:space="preserve">, Vijay &amp; </w:t>
+          <w:shd w:val="clear" w:color="auto" w:fill="FFFFFF"/>
+        </w:rPr>
+        <w:t>, Manoj Kumar, and Hitesh Sharma. "Comprehensive analyses of image forgery detection methods from traditional to deep learning approaches: an evaluation." </w:t>
       </w:r>
       <w:proofErr w:type="spellStart"/>
-      <w:r>
-        <w:rPr>
-          <w:szCs w:val="24"/>
-        </w:rPr>
-        <w:t>Jakka</w:t>
-      </w:r>
-      <w:proofErr w:type="spellEnd"/>
-      <w:r>
-        <w:rPr>
-          <w:szCs w:val="24"/>
-        </w:rPr>
-        <w:t xml:space="preserve">, Neha &amp; </w:t>
-      </w:r>
-      <w:proofErr w:type="spellStart"/>
-      <w:r>
-        <w:rPr>
-          <w:szCs w:val="24"/>
-        </w:rPr>
-        <w:t>Vishnukanth</w:t>
-      </w:r>
-      <w:proofErr w:type="spellEnd"/>
-      <w:r>
-        <w:rPr>
-          <w:szCs w:val="24"/>
-        </w:rPr>
-        <w:t xml:space="preserve">, </w:t>
-      </w:r>
-      <w:proofErr w:type="spellStart"/>
-      <w:r>
-        <w:rPr>
-          <w:szCs w:val="24"/>
-        </w:rPr>
-        <w:t>Pendly</w:t>
-      </w:r>
-      <w:proofErr w:type="spellEnd"/>
-      <w:r>
-        <w:rPr>
-          <w:szCs w:val="24"/>
-        </w:rPr>
-        <w:t xml:space="preserve"> &amp; Raj, </w:t>
-      </w:r>
-      <w:proofErr w:type="spellStart"/>
-      <w:r>
-        <w:rPr>
-          <w:szCs w:val="24"/>
-        </w:rPr>
-        <w:t>Rachakatla</w:t>
-      </w:r>
-      <w:proofErr w:type="spellEnd"/>
-      <w:r>
-        <w:rPr>
-          <w:szCs w:val="24"/>
-        </w:rPr>
-        <w:t xml:space="preserve"> &amp; Anish, </w:t>
-      </w:r>
-      <w:proofErr w:type="spellStart"/>
-      <w:r>
-        <w:rPr>
-          <w:szCs w:val="24"/>
-        </w:rPr>
-        <w:t>Gudavelli</w:t>
-      </w:r>
-      <w:proofErr w:type="spellEnd"/>
-      <w:r>
-        <w:rPr>
-          <w:szCs w:val="24"/>
-        </w:rPr>
-        <w:t xml:space="preserve">. (2023). An Efficient Way to Predict Stock Price using LSTM-RNN Algorithm. </w:t>
-      </w:r>
       <w:r>
         <w:rPr>
           <w:i/>
           <w:iCs/>
-        </w:rPr>
-        <w:t>7th International Conference on Intelligent Computing and Control Systems (ICICCS),</w:t>
-      </w:r>
+          <w:color w:val="000000" w:themeColor="text1"/>
+          <w:szCs w:val="24"/>
+          <w:shd w:val="clear" w:color="auto" w:fill="FFFFFF"/>
+        </w:rPr>
+        <w:t>Multimed</w:t>
+      </w:r>
+      <w:proofErr w:type="spellEnd"/>
       <w:r>
         <w:rPr>
           <w:i/>
           <w:iCs/>
+          <w:color w:val="000000" w:themeColor="text1"/>
           <w:szCs w:val="24"/>
-        </w:rPr>
-        <w:t xml:space="preserve"> </w:t>
-      </w:r>
-      <w:r>
-        <w:rPr>
-          <w:i/>
-          <w:iCs/>
+          <w:shd w:val="clear" w:color="auto" w:fill="FFFFFF"/>
+        </w:rPr>
+        <w:t xml:space="preserve"> Tools Appl</w:t>
+      </w:r>
+      <w:r>
+        <w:rPr>
+          <w:color w:val="000000" w:themeColor="text1"/>
           <w:szCs w:val="24"/>
-        </w:rPr>
-        <w:t>1240-1244</w:t>
-      </w:r>
-      <w:r>
-        <w:rPr>
-          <w:i/>
-          <w:iCs/>
+          <w:shd w:val="clear" w:color="auto" w:fill="FFFFFF"/>
+        </w:rPr>
+        <w:t xml:space="preserve"> 82, 18117–18150 (2022). </w:t>
+      </w:r>
+      <w:proofErr w:type="spellStart"/>
+      <w:r>
+        <w:rPr>
+          <w:color w:val="000000" w:themeColor="text1"/>
           <w:szCs w:val="24"/>
-        </w:rPr>
-        <w:t>,</w:t>
-      </w:r>
-      <w:r>
-        <w:rPr>
+          <w:shd w:val="clear" w:color="auto" w:fill="FFFFFF"/>
+        </w:rPr>
+        <w:t>doi</w:t>
+      </w:r>
+      <w:proofErr w:type="spellEnd"/>
+      <w:r>
+        <w:rPr>
+          <w:color w:val="000000" w:themeColor="text1"/>
           <w:szCs w:val="24"/>
-        </w:rPr>
-        <w:t xml:space="preserve"> 2023.</w:t>
+          <w:shd w:val="clear" w:color="auto" w:fill="FFFFFF"/>
+        </w:rPr>
+        <w:t>: 10.1007/s11042-022-13808-w.</w:t>
       </w:r>
     </w:p>
     <w:p>
@@ -10572,37 +10794,66 @@
           <w:ilvl w:val="0"/>
           <w:numId w:val="32"/>
         </w:numPr>
-        <w:spacing w:after="211" w:line="360" w:lineRule="auto"/>
-        <w:ind w:left="426"/>
-        <w:rPr>
+        <w:spacing w:after="175" w:line="360" w:lineRule="auto"/>
+        <w:rPr>
+          <w:color w:val="000000" w:themeColor="text1"/>
           <w:szCs w:val="24"/>
+          <w:shd w:val="clear" w:color="auto" w:fill="FFFFFF"/>
         </w:rPr>
       </w:pPr>
       <w:proofErr w:type="spellStart"/>
       <w:r>
-        <w:t>Janak</w:t>
+        <w:rPr>
+          <w:color w:val="000000" w:themeColor="text1"/>
+          <w:szCs w:val="24"/>
+          <w:shd w:val="clear" w:color="auto" w:fill="FFFFFF"/>
+        </w:rPr>
+        <w:t>Mascarenhas</w:t>
       </w:r>
       <w:proofErr w:type="spellEnd"/>
       <w:r>
-        <w:t xml:space="preserve"> Kumar Lal, Arun Kumar </w:t>
+        <w:rPr>
+          <w:color w:val="000000" w:themeColor="text1"/>
+          <w:szCs w:val="24"/>
+          <w:shd w:val="clear" w:color="auto" w:fill="FFFFFF"/>
+        </w:rPr>
+        <w:t xml:space="preserve">, </w:t>
       </w:r>
       <w:proofErr w:type="spellStart"/>
       <w:r>
-        <w:t>Timalsina</w:t>
+        <w:rPr>
+          <w:color w:val="000000" w:themeColor="text1"/>
+          <w:szCs w:val="24"/>
+          <w:shd w:val="clear" w:color="auto" w:fill="FFFFFF"/>
+        </w:rPr>
+        <w:t>Clifa</w:t>
       </w:r>
       <w:proofErr w:type="spellEnd"/>
       <w:r>
-        <w:t xml:space="preserve">. (2022). A CNN-BGRU Method for Stock Price Prediction. Proceedings of 11th IOE Graduate Conference, </w:t>
+        <w:rPr>
+          <w:color w:val="000000" w:themeColor="text1"/>
+          <w:szCs w:val="24"/>
+          <w:shd w:val="clear" w:color="auto" w:fill="FFFFFF"/>
+        </w:rPr>
+        <w:t>, and Nadine Dias. "Comprehensive Analysis of Deep Learning Approach for detecting Forgery in Digital Images." </w:t>
       </w:r>
       <w:r>
         <w:rPr>
           <w:i/>
           <w:iCs/>
-        </w:rPr>
-        <w:t>2350-8914 (Online), 2350-8906 (Print),</w:t>
-      </w:r>
-      <w:r>
-        <w:t xml:space="preserve"> 2022.</w:t>
+          <w:color w:val="000000" w:themeColor="text1"/>
+          <w:szCs w:val="24"/>
+          <w:shd w:val="clear" w:color="auto" w:fill="FFFFFF"/>
+        </w:rPr>
+        <w:t>International Research Journal of Engineering and Technology (IRJET)</w:t>
+      </w:r>
+      <w:r>
+        <w:rPr>
+          <w:color w:val="000000" w:themeColor="text1"/>
+          <w:szCs w:val="24"/>
+          <w:shd w:val="clear" w:color="auto" w:fill="FFFFFF"/>
+        </w:rPr>
+        <w:t> 11(5): 619-624, May 2024.</w:t>
       </w:r>
     </w:p>
     <w:p>
@@ -10612,92 +10863,20 @@
           <w:ilvl w:val="0"/>
           <w:numId w:val="32"/>
         </w:numPr>
-        <w:spacing w:after="211" w:line="360" w:lineRule="auto"/>
-        <w:ind w:left="426"/>
-        <w:rPr>
+        <w:spacing w:after="175" w:line="360" w:lineRule="auto"/>
+        <w:rPr>
+          <w:color w:val="000000" w:themeColor="text1"/>
           <w:szCs w:val="24"/>
-        </w:rPr>
-      </w:pPr>
-      <w:r>
-        <w:rPr>
+          <w:shd w:val="clear" w:color="auto" w:fill="FFFFFF"/>
+        </w:rPr>
+      </w:pPr>
+      <w:r>
+        <w:rPr>
+          <w:color w:val="000000" w:themeColor="text1"/>
           <w:szCs w:val="24"/>
-        </w:rPr>
-        <w:t xml:space="preserve">Kabir, Md Humayun &amp; </w:t>
-      </w:r>
-      <w:proofErr w:type="spellStart"/>
-      <w:r>
-        <w:rPr>
-          <w:szCs w:val="24"/>
-        </w:rPr>
-        <w:t>Sobur</w:t>
-      </w:r>
-      <w:proofErr w:type="spellEnd"/>
-      <w:r>
-        <w:rPr>
-          <w:szCs w:val="24"/>
-        </w:rPr>
-        <w:t xml:space="preserve">, Abdus &amp; Amin, Md </w:t>
-      </w:r>
-      <w:proofErr w:type="spellStart"/>
-      <w:r>
-        <w:rPr>
-          <w:szCs w:val="24"/>
-        </w:rPr>
-        <w:t>Ruhul</w:t>
-      </w:r>
-      <w:proofErr w:type="spellEnd"/>
-      <w:r>
-        <w:rPr>
-          <w:szCs w:val="24"/>
-        </w:rPr>
-        <w:t xml:space="preserve">. (2023). Stock Price Prediction Using </w:t>
-      </w:r>
-      <w:r>
-        <w:rPr>
-          <w:szCs w:val="24"/>
-        </w:rPr>
-        <w:t>the</w:t>
-      </w:r>
-      <w:r>
-        <w:rPr>
-          <w:szCs w:val="24"/>
-        </w:rPr>
-        <w:t xml:space="preserve"> Machine Learning.</w:t>
-      </w:r>
-      <w:r>
-        <w:rPr>
-          <w:szCs w:val="24"/>
-        </w:rPr>
-        <w:t xml:space="preserve"> </w:t>
-      </w:r>
-      <w:r>
-        <w:rPr>
-          <w:i/>
-          <w:iCs/>
-        </w:rPr>
-        <w:t>International Journal of Creative Research Thoughts (IJCRT)</w:t>
-      </w:r>
-      <w:r>
-        <w:rPr>
-          <w:i/>
-          <w:iCs/>
-          <w:szCs w:val="24"/>
-        </w:rPr>
-        <w:t>. f946-f950</w:t>
-      </w:r>
-      <w:r>
-        <w:rPr>
-          <w:i/>
-          <w:iCs/>
-          <w:szCs w:val="24"/>
-        </w:rPr>
-        <w:t>,</w:t>
-      </w:r>
-      <w:r>
-        <w:rPr>
-          <w:szCs w:val="24"/>
-        </w:rPr>
-        <w:t xml:space="preserve"> 2023</w:t>
+          <w:shd w:val="clear" w:color="auto" w:fill="FFFFFF"/>
+        </w:rPr>
+        <w:t>"Performance Comparison and Visualization of AI-Generated-Image Detection Methods." 2024. Available at: scribd.com/document/794363570.</w:t>
       </w:r>
     </w:p>
     <w:p>
@@ -10707,23 +10886,48 @@
           <w:ilvl w:val="0"/>
           <w:numId w:val="32"/>
         </w:numPr>
-        <w:spacing w:after="211" w:line="360" w:lineRule="auto"/>
-        <w:ind w:left="426"/>
-        <w:rPr>
+        <w:spacing w:after="175" w:line="360" w:lineRule="auto"/>
+        <w:rPr>
+          <w:color w:val="000000" w:themeColor="text1"/>
           <w:szCs w:val="24"/>
-        </w:rPr>
-      </w:pPr>
-      <w:r>
-        <w:rPr>
+          <w:shd w:val="clear" w:color="auto" w:fill="FFFFFF"/>
+        </w:rPr>
+      </w:pPr>
+      <w:proofErr w:type="spellStart"/>
+      <w:r>
+        <w:rPr>
+          <w:color w:val="000000" w:themeColor="text1"/>
           <w:szCs w:val="24"/>
-        </w:rPr>
-        <w:t>Choi, Hyeong. (2018). Stock Price Correlation Coefficient Prediction with ARIMA-LSTM Hybrid Model</w:t>
-      </w:r>
-      <w:r>
-        <w:rPr>
+          <w:shd w:val="clear" w:color="auto" w:fill="FFFFFF"/>
+        </w:rPr>
+        <w:t>Gorle</w:t>
+      </w:r>
+      <w:proofErr w:type="spellEnd"/>
+      <w:r>
+        <w:rPr>
+          <w:color w:val="000000" w:themeColor="text1"/>
           <w:szCs w:val="24"/>
-        </w:rPr>
-        <w:t>, 2018.</w:t>
+          <w:shd w:val="clear" w:color="auto" w:fill="FFFFFF"/>
+        </w:rPr>
+        <w:t>, Ramesh. "Enhanced Image Tampering Detection using Error Level Analysis and CNN." </w:t>
+      </w:r>
+      <w:r>
+        <w:rPr>
+          <w:i/>
+          <w:iCs/>
+          <w:color w:val="000000" w:themeColor="text1"/>
+          <w:szCs w:val="24"/>
+          <w:shd w:val="clear" w:color="auto" w:fill="FFFFFF"/>
+        </w:rPr>
+        <w:t>Engineering, Technology &amp; Applied Science Research</w:t>
+      </w:r>
+      <w:r>
+        <w:rPr>
+          <w:color w:val="000000" w:themeColor="text1"/>
+          <w:szCs w:val="24"/>
+          <w:shd w:val="clear" w:color="auto" w:fill="FFFFFF"/>
+        </w:rPr>
+        <w:t> 15(2), 2025.</w:t>
       </w:r>
     </w:p>
     <w:p>
@@ -10733,17 +10937,133 @@
           <w:ilvl w:val="0"/>
           <w:numId w:val="32"/>
         </w:numPr>
-        <w:spacing w:line="360" w:lineRule="auto"/>
-        <w:ind w:left="426"/>
-        <w:rPr>
-          <w:b/>
-          <w:bCs/>
-          <w:sz w:val="32"/>
-          <w:szCs w:val="32"/>
-        </w:rPr>
-      </w:pPr>
-      <w:r>
-        <w:t>Patel, J., Shah, S., Thakkar, P., &amp; Kotecha, K. (2015). Predicting stock and stock price index movement using trend deterministic data preparation and machine learning techniques. Expert Systems with Applications, 42(1), 259-268.</w:t>
+        <w:spacing w:after="175" w:line="360" w:lineRule="auto"/>
+        <w:rPr>
+          <w:color w:val="000000" w:themeColor="text1"/>
+          <w:szCs w:val="24"/>
+          <w:shd w:val="clear" w:color="auto" w:fill="FFFFFF"/>
+        </w:rPr>
+      </w:pPr>
+      <w:r>
+        <w:rPr>
+          <w:color w:val="000000" w:themeColor="text1"/>
+          <w:szCs w:val="24"/>
+          <w:shd w:val="clear" w:color="auto" w:fill="FFFFFF"/>
+        </w:rPr>
+        <w:t xml:space="preserve">Qazi, Emad Ul </w:t>
+      </w:r>
+      <w:proofErr w:type="spellStart"/>
+      <w:r>
+        <w:rPr>
+          <w:color w:val="000000" w:themeColor="text1"/>
+          <w:szCs w:val="24"/>
+          <w:shd w:val="clear" w:color="auto" w:fill="FFFFFF"/>
+        </w:rPr>
+        <w:t>Haq</w:t>
+      </w:r>
+      <w:proofErr w:type="spellEnd"/>
+      <w:r>
+        <w:rPr>
+          <w:color w:val="000000" w:themeColor="text1"/>
+          <w:szCs w:val="24"/>
+          <w:shd w:val="clear" w:color="auto" w:fill="FFFFFF"/>
+        </w:rPr>
+        <w:t>, et al. "Deep Learning-Based Digital Image Forgery Detection Using Transfer Learning." </w:t>
+      </w:r>
+      <w:r>
+        <w:rPr>
+          <w:i/>
+          <w:iCs/>
+          <w:color w:val="000000" w:themeColor="text1"/>
+          <w:szCs w:val="24"/>
+          <w:shd w:val="clear" w:color="auto" w:fill="FFFFFF"/>
+        </w:rPr>
+        <w:t>Intelligent Automation &amp; Soft Computing</w:t>
+      </w:r>
+      <w:r>
+        <w:rPr>
+          <w:color w:val="000000" w:themeColor="text1"/>
+          <w:szCs w:val="24"/>
+          <w:shd w:val="clear" w:color="auto" w:fill="FFFFFF"/>
+        </w:rPr>
+        <w:t xml:space="preserve"> 38(3), 225-240, 2024. </w:t>
+      </w:r>
+      <w:proofErr w:type="spellStart"/>
+      <w:r>
+        <w:rPr>
+          <w:color w:val="000000" w:themeColor="text1"/>
+          <w:szCs w:val="24"/>
+          <w:shd w:val="clear" w:color="auto" w:fill="FFFFFF"/>
+        </w:rPr>
+        <w:t>doi</w:t>
+      </w:r>
+      <w:proofErr w:type="spellEnd"/>
+      <w:r>
+        <w:rPr>
+          <w:color w:val="000000" w:themeColor="text1"/>
+          <w:szCs w:val="24"/>
+          <w:shd w:val="clear" w:color="auto" w:fill="FFFFFF"/>
+        </w:rPr>
+        <w:t>: 10.32604/iasc.2023.041181.</w:t>
+      </w:r>
+    </w:p>
+    <w:p>
+      <w:pPr>
+        <w:pStyle w:val="ListParagraph"/>
+        <w:numPr>
+          <w:ilvl w:val="0"/>
+          <w:numId w:val="32"/>
+        </w:numPr>
+        <w:spacing w:after="175" w:line="360" w:lineRule="auto"/>
+        <w:rPr>
+          <w:color w:val="000000" w:themeColor="text1"/>
+          <w:szCs w:val="24"/>
+          <w:shd w:val="clear" w:color="auto" w:fill="FFFFFF"/>
+        </w:rPr>
+      </w:pPr>
+      <w:r>
+        <w:rPr>
+          <w:color w:val="000000" w:themeColor="text1"/>
+          <w:szCs w:val="24"/>
+          <w:shd w:val="clear" w:color="auto" w:fill="FFFFFF"/>
+        </w:rPr>
+        <w:t xml:space="preserve">Mer, </w:t>
+      </w:r>
+      <w:proofErr w:type="spellStart"/>
+      <w:r>
+        <w:rPr>
+          <w:color w:val="000000" w:themeColor="text1"/>
+          <w:szCs w:val="24"/>
+          <w:shd w:val="clear" w:color="auto" w:fill="FFFFFF"/>
+        </w:rPr>
+        <w:t>Parita</w:t>
+      </w:r>
+      <w:proofErr w:type="spellEnd"/>
+      <w:r>
+        <w:rPr>
+          <w:color w:val="000000" w:themeColor="text1"/>
+          <w:szCs w:val="24"/>
+          <w:shd w:val="clear" w:color="auto" w:fill="FFFFFF"/>
+        </w:rPr>
+        <w:t>, Reshma Sunil, and Anjali Diwan. "From Traditional to Deep: A Survey of Image Forgery Detection Techniques." </w:t>
+      </w:r>
+      <w:r>
+        <w:rPr>
+          <w:i/>
+          <w:iCs/>
+          <w:color w:val="000000" w:themeColor="text1"/>
+          <w:szCs w:val="24"/>
+          <w:shd w:val="clear" w:color="auto" w:fill="FFFFFF"/>
+        </w:rPr>
+        <w:t>2023 IEEE 3rd Applied Signal Processing Conference (ASPCON)</w:t>
+      </w:r>
+      <w:r>
+        <w:rPr>
+          <w:color w:val="000000" w:themeColor="text1"/>
+          <w:szCs w:val="24"/>
+          <w:shd w:val="clear" w:color="auto" w:fill="FFFFFF"/>
+        </w:rPr>
+        <w:t>, 103-108, 2023.</w:t>
       </w:r>
     </w:p>
     <w:p>
@@ -10903,7 +11223,7 @@
       </w:r>
     </w:p>
     <w:sectPr>
-      <w:footerReference w:type="default" r:id="rId24"/>
+      <w:footerReference w:type="default" r:id="rId30"/>
       <w:pgSz w:w="11906" w:h="16838" w:code="9"/>
       <w:pgMar w:top="1440" w:right="1440" w:bottom="1440" w:left="1440" w:header="720" w:footer="720" w:gutter="720"/>
       <w:pgNumType w:start="1"/>
@@ -11314,6 +11634,155 @@
     </w:lvl>
   </w:abstractNum>
   <w:abstractNum w:abstractNumId="1" w15:restartNumberingAfterBreak="0">
+    <w:nsid w:val="0C0251E6"/>
+    <w:multiLevelType w:val="multilevel"/>
+    <w:tmpl w:val="4F0CFFC6"/>
+    <w:lvl w:ilvl="0">
+      <w:start w:val="1"/>
+      <w:numFmt w:val="bullet"/>
+      <w:lvlText w:val=""/>
+      <w:lvlJc w:val="left"/>
+      <w:pPr>
+        <w:tabs>
+          <w:tab w:val="num" w:pos="720"/>
+        </w:tabs>
+        <w:ind w:left="720" w:hanging="360"/>
+      </w:pPr>
+      <w:rPr>
+        <w:rFonts w:ascii="Symbol" w:hAnsi="Symbol" w:hint="default"/>
+        <w:sz w:val="20"/>
+      </w:rPr>
+    </w:lvl>
+    <w:lvl w:ilvl="1" w:tentative="1">
+      <w:start w:val="1"/>
+      <w:numFmt w:val="bullet"/>
+      <w:lvlText w:val=""/>
+      <w:lvlJc w:val="left"/>
+      <w:pPr>
+        <w:tabs>
+          <w:tab w:val="num" w:pos="1440"/>
+        </w:tabs>
+        <w:ind w:left="1440" w:hanging="360"/>
+      </w:pPr>
+      <w:rPr>
+        <w:rFonts w:ascii="Symbol" w:hAnsi="Symbol" w:hint="default"/>
+        <w:sz w:val="20"/>
+      </w:rPr>
+    </w:lvl>
+    <w:lvl w:ilvl="2" w:tentative="1">
+      <w:start w:val="1"/>
+      <w:numFmt w:val="bullet"/>
+      <w:lvlText w:val=""/>
+      <w:lvlJc w:val="left"/>
+      <w:pPr>
+        <w:tabs>
+          <w:tab w:val="num" w:pos="2160"/>
+        </w:tabs>
+        <w:ind w:left="2160" w:hanging="360"/>
+      </w:pPr>
+      <w:rPr>
+        <w:rFonts w:ascii="Symbol" w:hAnsi="Symbol" w:hint="default"/>
+        <w:sz w:val="20"/>
+      </w:rPr>
+    </w:lvl>
+    <w:lvl w:ilvl="3" w:tentative="1">
+      <w:start w:val="1"/>
+      <w:numFmt w:val="bullet"/>
+      <w:lvlText w:val=""/>
+      <w:lvlJc w:val="left"/>
+      <w:pPr>
+        <w:tabs>
+          <w:tab w:val="num" w:pos="2880"/>
+        </w:tabs>
+        <w:ind w:left="2880" w:hanging="360"/>
+      </w:pPr>
+      <w:rPr>
+        <w:rFonts w:ascii="Symbol" w:hAnsi="Symbol" w:hint="default"/>
+        <w:sz w:val="20"/>
+      </w:rPr>
+    </w:lvl>
+    <w:lvl w:ilvl="4" w:tentative="1">
+      <w:start w:val="1"/>
+      <w:numFmt w:val="bullet"/>
+      <w:lvlText w:val=""/>
+      <w:lvlJc w:val="left"/>
+      <w:pPr>
+        <w:tabs>
+          <w:tab w:val="num" w:pos="3600"/>
+        </w:tabs>
+        <w:ind w:left="3600" w:hanging="360"/>
+      </w:pPr>
+      <w:rPr>
+        <w:rFonts w:ascii="Symbol" w:hAnsi="Symbol" w:hint="default"/>
+        <w:sz w:val="20"/>
+      </w:rPr>
+    </w:lvl>
+    <w:lvl w:ilvl="5" w:tentative="1">
+      <w:start w:val="1"/>
+      <w:numFmt w:val="bullet"/>
+      <w:lvlText w:val=""/>
+      <w:lvlJc w:val="left"/>
+      <w:pPr>
+        <w:tabs>
+          <w:tab w:val="num" w:pos="4320"/>
+        </w:tabs>
+        <w:ind w:left="4320" w:hanging="360"/>
+      </w:pPr>
+      <w:rPr>
+        <w:rFonts w:ascii="Symbol" w:hAnsi="Symbol" w:hint="default"/>
+        <w:sz w:val="20"/>
+      </w:rPr>
+    </w:lvl>
+    <w:lvl w:ilvl="6" w:tentative="1">
+      <w:start w:val="1"/>
+      <w:numFmt w:val="bullet"/>
+      <w:lvlText w:val=""/>
+      <w:lvlJc w:val="left"/>
+      <w:pPr>
+        <w:tabs>
+          <w:tab w:val="num" w:pos="5040"/>
+        </w:tabs>
+        <w:ind w:left="5040" w:hanging="360"/>
+      </w:pPr>
+      <w:rPr>
+        <w:rFonts w:ascii="Symbol" w:hAnsi="Symbol" w:hint="default"/>
+        <w:sz w:val="20"/>
+      </w:rPr>
+    </w:lvl>
+    <w:lvl w:ilvl="7" w:tentative="1">
+      <w:start w:val="1"/>
+      <w:numFmt w:val="bullet"/>
+      <w:lvlText w:val=""/>
+      <w:lvlJc w:val="left"/>
+      <w:pPr>
+        <w:tabs>
+          <w:tab w:val="num" w:pos="5760"/>
+        </w:tabs>
+        <w:ind w:left="5760" w:hanging="360"/>
+      </w:pPr>
+      <w:rPr>
+        <w:rFonts w:ascii="Symbol" w:hAnsi="Symbol" w:hint="default"/>
+        <w:sz w:val="20"/>
+      </w:rPr>
+    </w:lvl>
+    <w:lvl w:ilvl="8" w:tentative="1">
+      <w:start w:val="1"/>
+      <w:numFmt w:val="bullet"/>
+      <w:lvlText w:val=""/>
+      <w:lvlJc w:val="left"/>
+      <w:pPr>
+        <w:tabs>
+          <w:tab w:val="num" w:pos="6480"/>
+        </w:tabs>
+        <w:ind w:left="6480" w:hanging="360"/>
+      </w:pPr>
+      <w:rPr>
+        <w:rFonts w:ascii="Symbol" w:hAnsi="Symbol" w:hint="default"/>
+        <w:sz w:val="20"/>
+      </w:rPr>
+    </w:lvl>
+  </w:abstractNum>
+  <w:abstractNum w:abstractNumId="2" w15:restartNumberingAfterBreak="0">
     <w:nsid w:val="10C92A1A"/>
     <w:multiLevelType w:val="multilevel"/>
     <w:tmpl w:val="BB52F388"/>
@@ -11426,7 +11895,7 @@
       </w:pPr>
     </w:lvl>
   </w:abstractNum>
-  <w:abstractNum w:abstractNumId="2" w15:restartNumberingAfterBreak="0">
+  <w:abstractNum w:abstractNumId="3" w15:restartNumberingAfterBreak="0">
     <w:nsid w:val="15E35390"/>
     <w:multiLevelType w:val="hybridMultilevel"/>
     <w:tmpl w:val="22904B74"/>
@@ -11512,7 +11981,7 @@
       </w:pPr>
     </w:lvl>
   </w:abstractNum>
-  <w:abstractNum w:abstractNumId="3" w15:restartNumberingAfterBreak="0">
+  <w:abstractNum w:abstractNumId="4" w15:restartNumberingAfterBreak="0">
     <w:nsid w:val="16876210"/>
     <w:multiLevelType w:val="multilevel"/>
     <w:tmpl w:val="8160A610"/>
@@ -11661,7 +12130,7 @@
       </w:rPr>
     </w:lvl>
   </w:abstractNum>
-  <w:abstractNum w:abstractNumId="4" w15:restartNumberingAfterBreak="0">
+  <w:abstractNum w:abstractNumId="5" w15:restartNumberingAfterBreak="0">
     <w:nsid w:val="1803535A"/>
     <w:multiLevelType w:val="hybridMultilevel"/>
     <w:tmpl w:val="246EFA46"/>
@@ -11754,7 +12223,7 @@
       </w:pPr>
     </w:lvl>
   </w:abstractNum>
-  <w:abstractNum w:abstractNumId="5" w15:restartNumberingAfterBreak="0">
+  <w:abstractNum w:abstractNumId="6" w15:restartNumberingAfterBreak="0">
     <w:nsid w:val="1E3872C9"/>
     <w:multiLevelType w:val="hybridMultilevel"/>
     <w:tmpl w:val="CA526982"/>
@@ -11844,7 +12313,7 @@
       </w:pPr>
     </w:lvl>
   </w:abstractNum>
-  <w:abstractNum w:abstractNumId="6" w15:restartNumberingAfterBreak="0">
+  <w:abstractNum w:abstractNumId="7" w15:restartNumberingAfterBreak="0">
     <w:nsid w:val="1EBC5824"/>
     <w:multiLevelType w:val="hybridMultilevel"/>
     <w:tmpl w:val="6876E6E4"/>
@@ -12056,7 +12525,7 @@
       </w:rPr>
     </w:lvl>
   </w:abstractNum>
-  <w:abstractNum w:abstractNumId="7" w15:restartNumberingAfterBreak="0">
+  <w:abstractNum w:abstractNumId="8" w15:restartNumberingAfterBreak="0">
     <w:nsid w:val="23F05D1E"/>
     <w:multiLevelType w:val="hybridMultilevel"/>
     <w:tmpl w:val="27E01F7E"/>
@@ -12145,7 +12614,7 @@
       </w:pPr>
     </w:lvl>
   </w:abstractNum>
-  <w:abstractNum w:abstractNumId="8" w15:restartNumberingAfterBreak="0">
+  <w:abstractNum w:abstractNumId="9" w15:restartNumberingAfterBreak="0">
     <w:nsid w:val="26333F48"/>
     <w:multiLevelType w:val="hybridMultilevel"/>
     <w:tmpl w:val="E5C2ECEA"/>
@@ -12357,7 +12826,7 @@
       </w:rPr>
     </w:lvl>
   </w:abstractNum>
-  <w:abstractNum w:abstractNumId="9" w15:restartNumberingAfterBreak="0">
+  <w:abstractNum w:abstractNumId="10" w15:restartNumberingAfterBreak="0">
     <w:nsid w:val="27327375"/>
     <w:multiLevelType w:val="hybridMultilevel"/>
     <w:tmpl w:val="5FEEC77E"/>
@@ -12470,7 +12939,7 @@
       </w:rPr>
     </w:lvl>
   </w:abstractNum>
-  <w:abstractNum w:abstractNumId="10" w15:restartNumberingAfterBreak="0">
+  <w:abstractNum w:abstractNumId="11" w15:restartNumberingAfterBreak="0">
     <w:nsid w:val="2F3C50EB"/>
     <w:multiLevelType w:val="multilevel"/>
     <w:tmpl w:val="3DCC4366"/>
@@ -12619,7 +13088,7 @@
       </w:rPr>
     </w:lvl>
   </w:abstractNum>
-  <w:abstractNum w:abstractNumId="11" w15:restartNumberingAfterBreak="0">
+  <w:abstractNum w:abstractNumId="12" w15:restartNumberingAfterBreak="0">
     <w:nsid w:val="30C94C60"/>
     <w:multiLevelType w:val="hybridMultilevel"/>
     <w:tmpl w:val="A13284AA"/>
@@ -12732,7 +13201,7 @@
       </w:rPr>
     </w:lvl>
   </w:abstractNum>
-  <w:abstractNum w:abstractNumId="12" w15:restartNumberingAfterBreak="0">
+  <w:abstractNum w:abstractNumId="13" w15:restartNumberingAfterBreak="0">
     <w:nsid w:val="33893CA0"/>
     <w:multiLevelType w:val="hybridMultilevel"/>
     <w:tmpl w:val="29A4D2F2"/>
@@ -12845,7 +13314,7 @@
       </w:rPr>
     </w:lvl>
   </w:abstractNum>
-  <w:abstractNum w:abstractNumId="13" w15:restartNumberingAfterBreak="0">
+  <w:abstractNum w:abstractNumId="14" w15:restartNumberingAfterBreak="0">
     <w:nsid w:val="37236C3B"/>
     <w:multiLevelType w:val="multilevel"/>
     <w:tmpl w:val="BAD648E0"/>
@@ -12994,7 +13463,7 @@
       </w:rPr>
     </w:lvl>
   </w:abstractNum>
-  <w:abstractNum w:abstractNumId="14" w15:restartNumberingAfterBreak="0">
+  <w:abstractNum w:abstractNumId="15" w15:restartNumberingAfterBreak="0">
     <w:nsid w:val="381B1D13"/>
     <w:multiLevelType w:val="hybridMultilevel"/>
     <w:tmpl w:val="1048E77E"/>
@@ -13107,7 +13576,7 @@
       </w:rPr>
     </w:lvl>
   </w:abstractNum>
-  <w:abstractNum w:abstractNumId="15" w15:restartNumberingAfterBreak="0">
+  <w:abstractNum w:abstractNumId="16" w15:restartNumberingAfterBreak="0">
     <w:nsid w:val="3A2F556F"/>
     <w:multiLevelType w:val="hybridMultilevel"/>
     <w:tmpl w:val="9CD29BDE"/>
@@ -13319,7 +13788,7 @@
       </w:rPr>
     </w:lvl>
   </w:abstractNum>
-  <w:abstractNum w:abstractNumId="16" w15:restartNumberingAfterBreak="0">
+  <w:abstractNum w:abstractNumId="17" w15:restartNumberingAfterBreak="0">
     <w:nsid w:val="3DD54DD5"/>
     <w:multiLevelType w:val="multilevel"/>
     <w:tmpl w:val="3E3CCE46"/>
@@ -13468,7 +13937,7 @@
       </w:rPr>
     </w:lvl>
   </w:abstractNum>
-  <w:abstractNum w:abstractNumId="17" w15:restartNumberingAfterBreak="0">
+  <w:abstractNum w:abstractNumId="18" w15:restartNumberingAfterBreak="0">
     <w:nsid w:val="40E95A5F"/>
     <w:multiLevelType w:val="hybridMultilevel"/>
     <w:tmpl w:val="4DA40DBA"/>
@@ -13680,7 +14149,7 @@
       </w:rPr>
     </w:lvl>
   </w:abstractNum>
-  <w:abstractNum w:abstractNumId="18" w15:restartNumberingAfterBreak="0">
+  <w:abstractNum w:abstractNumId="19" w15:restartNumberingAfterBreak="0">
     <w:nsid w:val="4A461247"/>
     <w:multiLevelType w:val="hybridMultilevel"/>
     <w:tmpl w:val="E312B75E"/>
@@ -13793,7 +14262,7 @@
       </w:rPr>
     </w:lvl>
   </w:abstractNum>
-  <w:abstractNum w:abstractNumId="19" w15:restartNumberingAfterBreak="0">
+  <w:abstractNum w:abstractNumId="20" w15:restartNumberingAfterBreak="0">
     <w:nsid w:val="4BB93F5C"/>
     <w:multiLevelType w:val="hybridMultilevel"/>
     <w:tmpl w:val="BC6E490C"/>
@@ -13906,7 +14375,7 @@
       </w:rPr>
     </w:lvl>
   </w:abstractNum>
-  <w:abstractNum w:abstractNumId="20" w15:restartNumberingAfterBreak="0">
+  <w:abstractNum w:abstractNumId="21" w15:restartNumberingAfterBreak="0">
     <w:nsid w:val="4CCE3DEF"/>
     <w:multiLevelType w:val="hybridMultilevel"/>
     <w:tmpl w:val="7194CE4E"/>
@@ -14046,7 +14515,7 @@
       </w:rPr>
     </w:lvl>
   </w:abstractNum>
-  <w:abstractNum w:abstractNumId="21" w15:restartNumberingAfterBreak="0">
+  <w:abstractNum w:abstractNumId="22" w15:restartNumberingAfterBreak="0">
     <w:nsid w:val="4CD31147"/>
     <w:multiLevelType w:val="hybridMultilevel"/>
     <w:tmpl w:val="18C80CA6"/>
@@ -14159,7 +14628,7 @@
       </w:rPr>
     </w:lvl>
   </w:abstractNum>
-  <w:abstractNum w:abstractNumId="22" w15:restartNumberingAfterBreak="0">
+  <w:abstractNum w:abstractNumId="23" w15:restartNumberingAfterBreak="0">
     <w:nsid w:val="4D493660"/>
     <w:multiLevelType w:val="hybridMultilevel"/>
     <w:tmpl w:val="A4C473E8"/>
@@ -14272,7 +14741,7 @@
       </w:rPr>
     </w:lvl>
   </w:abstractNum>
-  <w:abstractNum w:abstractNumId="23" w15:restartNumberingAfterBreak="0">
+  <w:abstractNum w:abstractNumId="24" w15:restartNumberingAfterBreak="0">
     <w:nsid w:val="4F485004"/>
     <w:multiLevelType w:val="hybridMultilevel"/>
     <w:tmpl w:val="FDA09B34"/>
@@ -14385,7 +14854,7 @@
       </w:rPr>
     </w:lvl>
   </w:abstractNum>
-  <w:abstractNum w:abstractNumId="24" w15:restartNumberingAfterBreak="0">
+  <w:abstractNum w:abstractNumId="25" w15:restartNumberingAfterBreak="0">
     <w:nsid w:val="4F5369F9"/>
     <w:multiLevelType w:val="hybridMultilevel"/>
     <w:tmpl w:val="674C2B66"/>
@@ -14597,7 +15066,7 @@
       </w:rPr>
     </w:lvl>
   </w:abstractNum>
-  <w:abstractNum w:abstractNumId="25" w15:restartNumberingAfterBreak="0">
+  <w:abstractNum w:abstractNumId="26" w15:restartNumberingAfterBreak="0">
     <w:nsid w:val="50C26707"/>
     <w:multiLevelType w:val="hybridMultilevel"/>
     <w:tmpl w:val="663A4F58"/>
@@ -14710,7 +15179,7 @@
       </w:rPr>
     </w:lvl>
   </w:abstractNum>
-  <w:abstractNum w:abstractNumId="26" w15:restartNumberingAfterBreak="0">
+  <w:abstractNum w:abstractNumId="27" w15:restartNumberingAfterBreak="0">
     <w:nsid w:val="53F80E33"/>
     <w:multiLevelType w:val="multilevel"/>
     <w:tmpl w:val="D7683E5A"/>
@@ -14859,7 +15328,7 @@
       </w:rPr>
     </w:lvl>
   </w:abstractNum>
-  <w:abstractNum w:abstractNumId="27" w15:restartNumberingAfterBreak="0">
+  <w:abstractNum w:abstractNumId="28" w15:restartNumberingAfterBreak="0">
     <w:nsid w:val="55CB0818"/>
     <w:multiLevelType w:val="hybridMultilevel"/>
     <w:tmpl w:val="5276E1C4"/>
@@ -14972,7 +15441,7 @@
       </w:rPr>
     </w:lvl>
   </w:abstractNum>
-  <w:abstractNum w:abstractNumId="28" w15:restartNumberingAfterBreak="0">
+  <w:abstractNum w:abstractNumId="29" w15:restartNumberingAfterBreak="0">
     <w:nsid w:val="572E4B53"/>
     <w:multiLevelType w:val="hybridMultilevel"/>
     <w:tmpl w:val="C21AE31C"/>
@@ -15085,7 +15554,156 @@
       </w:rPr>
     </w:lvl>
   </w:abstractNum>
-  <w:abstractNum w:abstractNumId="29" w15:restartNumberingAfterBreak="0">
+  <w:abstractNum w:abstractNumId="30" w15:restartNumberingAfterBreak="0">
+    <w:nsid w:val="58A04420"/>
+    <w:multiLevelType w:val="multilevel"/>
+    <w:tmpl w:val="72C2DB42"/>
+    <w:lvl w:ilvl="0">
+      <w:start w:val="1"/>
+      <w:numFmt w:val="bullet"/>
+      <w:lvlText w:val=""/>
+      <w:lvlJc w:val="left"/>
+      <w:pPr>
+        <w:tabs>
+          <w:tab w:val="num" w:pos="720"/>
+        </w:tabs>
+        <w:ind w:left="720" w:hanging="360"/>
+      </w:pPr>
+      <w:rPr>
+        <w:rFonts w:ascii="Symbol" w:hAnsi="Symbol" w:hint="default"/>
+        <w:sz w:val="20"/>
+      </w:rPr>
+    </w:lvl>
+    <w:lvl w:ilvl="1" w:tentative="1">
+      <w:start w:val="1"/>
+      <w:numFmt w:val="bullet"/>
+      <w:lvlText w:val=""/>
+      <w:lvlJc w:val="left"/>
+      <w:pPr>
+        <w:tabs>
+          <w:tab w:val="num" w:pos="1440"/>
+        </w:tabs>
+        <w:ind w:left="1440" w:hanging="360"/>
+      </w:pPr>
+      <w:rPr>
+        <w:rFonts w:ascii="Symbol" w:hAnsi="Symbol" w:hint="default"/>
+        <w:sz w:val="20"/>
+      </w:rPr>
+    </w:lvl>
+    <w:lvl w:ilvl="2" w:tentative="1">
+      <w:start w:val="1"/>
+      <w:numFmt w:val="bullet"/>
+      <w:lvlText w:val=""/>
+      <w:lvlJc w:val="left"/>
+      <w:pPr>
+        <w:tabs>
+          <w:tab w:val="num" w:pos="2160"/>
+        </w:tabs>
+        <w:ind w:left="2160" w:hanging="360"/>
+      </w:pPr>
+      <w:rPr>
+        <w:rFonts w:ascii="Symbol" w:hAnsi="Symbol" w:hint="default"/>
+        <w:sz w:val="20"/>
+      </w:rPr>
+    </w:lvl>
+    <w:lvl w:ilvl="3" w:tentative="1">
+      <w:start w:val="1"/>
+      <w:numFmt w:val="bullet"/>
+      <w:lvlText w:val=""/>
+      <w:lvlJc w:val="left"/>
+      <w:pPr>
+        <w:tabs>
+          <w:tab w:val="num" w:pos="2880"/>
+        </w:tabs>
+        <w:ind w:left="2880" w:hanging="360"/>
+      </w:pPr>
+      <w:rPr>
+        <w:rFonts w:ascii="Symbol" w:hAnsi="Symbol" w:hint="default"/>
+        <w:sz w:val="20"/>
+      </w:rPr>
+    </w:lvl>
+    <w:lvl w:ilvl="4" w:tentative="1">
+      <w:start w:val="1"/>
+      <w:numFmt w:val="bullet"/>
+      <w:lvlText w:val=""/>
+      <w:lvlJc w:val="left"/>
+      <w:pPr>
+        <w:tabs>
+          <w:tab w:val="num" w:pos="3600"/>
+        </w:tabs>
+        <w:ind w:left="3600" w:hanging="360"/>
+      </w:pPr>
+      <w:rPr>
+        <w:rFonts w:ascii="Symbol" w:hAnsi="Symbol" w:hint="default"/>
+        <w:sz w:val="20"/>
+      </w:rPr>
+    </w:lvl>
+    <w:lvl w:ilvl="5" w:tentative="1">
+      <w:start w:val="1"/>
+      <w:numFmt w:val="bullet"/>
+      <w:lvlText w:val=""/>
+      <w:lvlJc w:val="left"/>
+      <w:pPr>
+        <w:tabs>
+          <w:tab w:val="num" w:pos="4320"/>
+        </w:tabs>
+        <w:ind w:left="4320" w:hanging="360"/>
+      </w:pPr>
+      <w:rPr>
+        <w:rFonts w:ascii="Symbol" w:hAnsi="Symbol" w:hint="default"/>
+        <w:sz w:val="20"/>
+      </w:rPr>
+    </w:lvl>
+    <w:lvl w:ilvl="6" w:tentative="1">
+      <w:start w:val="1"/>
+      <w:numFmt w:val="bullet"/>
+      <w:lvlText w:val=""/>
+      <w:lvlJc w:val="left"/>
+      <w:pPr>
+        <w:tabs>
+          <w:tab w:val="num" w:pos="5040"/>
+        </w:tabs>
+        <w:ind w:left="5040" w:hanging="360"/>
+      </w:pPr>
+      <w:rPr>
+        <w:rFonts w:ascii="Symbol" w:hAnsi="Symbol" w:hint="default"/>
+        <w:sz w:val="20"/>
+      </w:rPr>
+    </w:lvl>
+    <w:lvl w:ilvl="7" w:tentative="1">
+      <w:start w:val="1"/>
+      <w:numFmt w:val="bullet"/>
+      <w:lvlText w:val=""/>
+      <w:lvlJc w:val="left"/>
+      <w:pPr>
+        <w:tabs>
+          <w:tab w:val="num" w:pos="5760"/>
+        </w:tabs>
+        <w:ind w:left="5760" w:hanging="360"/>
+      </w:pPr>
+      <w:rPr>
+        <w:rFonts w:ascii="Symbol" w:hAnsi="Symbol" w:hint="default"/>
+        <w:sz w:val="20"/>
+      </w:rPr>
+    </w:lvl>
+    <w:lvl w:ilvl="8" w:tentative="1">
+      <w:start w:val="1"/>
+      <w:numFmt w:val="bullet"/>
+      <w:lvlText w:val=""/>
+      <w:lvlJc w:val="left"/>
+      <w:pPr>
+        <w:tabs>
+          <w:tab w:val="num" w:pos="6480"/>
+        </w:tabs>
+        <w:ind w:left="6480" w:hanging="360"/>
+      </w:pPr>
+      <w:rPr>
+        <w:rFonts w:ascii="Symbol" w:hAnsi="Symbol" w:hint="default"/>
+        <w:sz w:val="20"/>
+      </w:rPr>
+    </w:lvl>
+  </w:abstractNum>
+  <w:abstractNum w:abstractNumId="31" w15:restartNumberingAfterBreak="0">
     <w:nsid w:val="5B57542D"/>
     <w:multiLevelType w:val="hybridMultilevel"/>
     <w:tmpl w:val="2514BE38"/>
@@ -15198,7 +15816,7 @@
       </w:rPr>
     </w:lvl>
   </w:abstractNum>
-  <w:abstractNum w:abstractNumId="30" w15:restartNumberingAfterBreak="0">
+  <w:abstractNum w:abstractNumId="32" w15:restartNumberingAfterBreak="0">
     <w:nsid w:val="5B627864"/>
     <w:multiLevelType w:val="hybridMultilevel"/>
     <w:tmpl w:val="1408D50E"/>
@@ -15288,7 +15906,7 @@
       </w:pPr>
     </w:lvl>
   </w:abstractNum>
-  <w:abstractNum w:abstractNumId="31" w15:restartNumberingAfterBreak="0">
+  <w:abstractNum w:abstractNumId="33" w15:restartNumberingAfterBreak="0">
     <w:nsid w:val="5CB01946"/>
     <w:multiLevelType w:val="hybridMultilevel"/>
     <w:tmpl w:val="6AA8504E"/>
@@ -15500,7 +16118,7 @@
       </w:rPr>
     </w:lvl>
   </w:abstractNum>
-  <w:abstractNum w:abstractNumId="32" w15:restartNumberingAfterBreak="0">
+  <w:abstractNum w:abstractNumId="34" w15:restartNumberingAfterBreak="0">
     <w:nsid w:val="5D9E30AF"/>
     <w:multiLevelType w:val="hybridMultilevel"/>
     <w:tmpl w:val="C49074BA"/>
@@ -15590,7 +16208,7 @@
       </w:pPr>
     </w:lvl>
   </w:abstractNum>
-  <w:abstractNum w:abstractNumId="33" w15:restartNumberingAfterBreak="0">
+  <w:abstractNum w:abstractNumId="35" w15:restartNumberingAfterBreak="0">
     <w:nsid w:val="5DCF2B7F"/>
     <w:multiLevelType w:val="multilevel"/>
     <w:tmpl w:val="A4A6E294"/>
@@ -15703,7 +16321,7 @@
       </w:pPr>
     </w:lvl>
   </w:abstractNum>
-  <w:abstractNum w:abstractNumId="34" w15:restartNumberingAfterBreak="0">
+  <w:abstractNum w:abstractNumId="36" w15:restartNumberingAfterBreak="0">
     <w:nsid w:val="5F5E5BE1"/>
     <w:multiLevelType w:val="multilevel"/>
     <w:tmpl w:val="15AA6292"/>
@@ -15852,7 +16470,7 @@
       </w:rPr>
     </w:lvl>
   </w:abstractNum>
-  <w:abstractNum w:abstractNumId="35" w15:restartNumberingAfterBreak="0">
+  <w:abstractNum w:abstractNumId="37" w15:restartNumberingAfterBreak="0">
     <w:nsid w:val="659B37F4"/>
     <w:multiLevelType w:val="multilevel"/>
     <w:tmpl w:val="B8A411F2"/>
@@ -15965,7 +16583,7 @@
       </w:rPr>
     </w:lvl>
   </w:abstractNum>
-  <w:abstractNum w:abstractNumId="36" w15:restartNumberingAfterBreak="0">
+  <w:abstractNum w:abstractNumId="38" w15:restartNumberingAfterBreak="0">
     <w:nsid w:val="6717202E"/>
     <w:multiLevelType w:val="multilevel"/>
     <w:tmpl w:val="981CD2F4"/>
@@ -16114,7 +16732,156 @@
       </w:rPr>
     </w:lvl>
   </w:abstractNum>
-  <w:abstractNum w:abstractNumId="37" w15:restartNumberingAfterBreak="0">
+  <w:abstractNum w:abstractNumId="39" w15:restartNumberingAfterBreak="0">
+    <w:nsid w:val="68B66922"/>
+    <w:multiLevelType w:val="multilevel"/>
+    <w:tmpl w:val="01D46114"/>
+    <w:lvl w:ilvl="0">
+      <w:start w:val="1"/>
+      <w:numFmt w:val="bullet"/>
+      <w:lvlText w:val=""/>
+      <w:lvlJc w:val="left"/>
+      <w:pPr>
+        <w:tabs>
+          <w:tab w:val="num" w:pos="720"/>
+        </w:tabs>
+        <w:ind w:left="720" w:hanging="360"/>
+      </w:pPr>
+      <w:rPr>
+        <w:rFonts w:ascii="Symbol" w:hAnsi="Symbol" w:hint="default"/>
+        <w:sz w:val="20"/>
+      </w:rPr>
+    </w:lvl>
+    <w:lvl w:ilvl="1" w:tentative="1">
+      <w:start w:val="1"/>
+      <w:numFmt w:val="bullet"/>
+      <w:lvlText w:val=""/>
+      <w:lvlJc w:val="left"/>
+      <w:pPr>
+        <w:tabs>
+          <w:tab w:val="num" w:pos="1440"/>
+        </w:tabs>
+        <w:ind w:left="1440" w:hanging="360"/>
+      </w:pPr>
+      <w:rPr>
+        <w:rFonts w:ascii="Symbol" w:hAnsi="Symbol" w:hint="default"/>
+        <w:sz w:val="20"/>
+      </w:rPr>
+    </w:lvl>
+    <w:lvl w:ilvl="2" w:tentative="1">
+      <w:start w:val="1"/>
+      <w:numFmt w:val="bullet"/>
+      <w:lvlText w:val=""/>
+      <w:lvlJc w:val="left"/>
+      <w:pPr>
+        <w:tabs>
+          <w:tab w:val="num" w:pos="2160"/>
+        </w:tabs>
+        <w:ind w:left="2160" w:hanging="360"/>
+      </w:pPr>
+      <w:rPr>
+        <w:rFonts w:ascii="Symbol" w:hAnsi="Symbol" w:hint="default"/>
+        <w:sz w:val="20"/>
+      </w:rPr>
+    </w:lvl>
+    <w:lvl w:ilvl="3" w:tentative="1">
+      <w:start w:val="1"/>
+      <w:numFmt w:val="bullet"/>
+      <w:lvlText w:val=""/>
+      <w:lvlJc w:val="left"/>
+      <w:pPr>
+        <w:tabs>
+          <w:tab w:val="num" w:pos="2880"/>
+        </w:tabs>
+        <w:ind w:left="2880" w:hanging="360"/>
+      </w:pPr>
+      <w:rPr>
+        <w:rFonts w:ascii="Symbol" w:hAnsi="Symbol" w:hint="default"/>
+        <w:sz w:val="20"/>
+      </w:rPr>
+    </w:lvl>
+    <w:lvl w:ilvl="4" w:tentative="1">
+      <w:start w:val="1"/>
+      <w:numFmt w:val="bullet"/>
+      <w:lvlText w:val=""/>
+      <w:lvlJc w:val="left"/>
+      <w:pPr>
+        <w:tabs>
+          <w:tab w:val="num" w:pos="3600"/>
+        </w:tabs>
+        <w:ind w:left="3600" w:hanging="360"/>
+      </w:pPr>
+      <w:rPr>
+        <w:rFonts w:ascii="Symbol" w:hAnsi="Symbol" w:hint="default"/>
+        <w:sz w:val="20"/>
+      </w:rPr>
+    </w:lvl>
+    <w:lvl w:ilvl="5" w:tentative="1">
+      <w:start w:val="1"/>
+      <w:numFmt w:val="bullet"/>
+      <w:lvlText w:val=""/>
+      <w:lvlJc w:val="left"/>
+      <w:pPr>
+        <w:tabs>
+          <w:tab w:val="num" w:pos="4320"/>
+        </w:tabs>
+        <w:ind w:left="4320" w:hanging="360"/>
+      </w:pPr>
+      <w:rPr>
+        <w:rFonts w:ascii="Symbol" w:hAnsi="Symbol" w:hint="default"/>
+        <w:sz w:val="20"/>
+      </w:rPr>
+    </w:lvl>
+    <w:lvl w:ilvl="6" w:tentative="1">
+      <w:start w:val="1"/>
+      <w:numFmt w:val="bullet"/>
+      <w:lvlText w:val=""/>
+      <w:lvlJc w:val="left"/>
+      <w:pPr>
+        <w:tabs>
+          <w:tab w:val="num" w:pos="5040"/>
+        </w:tabs>
+        <w:ind w:left="5040" w:hanging="360"/>
+      </w:pPr>
+      <w:rPr>
+        <w:rFonts w:ascii="Symbol" w:hAnsi="Symbol" w:hint="default"/>
+        <w:sz w:val="20"/>
+      </w:rPr>
+    </w:lvl>
+    <w:lvl w:ilvl="7" w:tentative="1">
+      <w:start w:val="1"/>
+      <w:numFmt w:val="bullet"/>
+      <w:lvlText w:val=""/>
+      <w:lvlJc w:val="left"/>
+      <w:pPr>
+        <w:tabs>
+          <w:tab w:val="num" w:pos="5760"/>
+        </w:tabs>
+        <w:ind w:left="5760" w:hanging="360"/>
+      </w:pPr>
+      <w:rPr>
+        <w:rFonts w:ascii="Symbol" w:hAnsi="Symbol" w:hint="default"/>
+        <w:sz w:val="20"/>
+      </w:rPr>
+    </w:lvl>
+    <w:lvl w:ilvl="8" w:tentative="1">
+      <w:start w:val="1"/>
+      <w:numFmt w:val="bullet"/>
+      <w:lvlText w:val=""/>
+      <w:lvlJc w:val="left"/>
+      <w:pPr>
+        <w:tabs>
+          <w:tab w:val="num" w:pos="6480"/>
+        </w:tabs>
+        <w:ind w:left="6480" w:hanging="360"/>
+      </w:pPr>
+      <w:rPr>
+        <w:rFonts w:ascii="Symbol" w:hAnsi="Symbol" w:hint="default"/>
+        <w:sz w:val="20"/>
+      </w:rPr>
+    </w:lvl>
+  </w:abstractNum>
+  <w:abstractNum w:abstractNumId="40" w15:restartNumberingAfterBreak="0">
     <w:nsid w:val="6A504821"/>
     <w:multiLevelType w:val="hybridMultilevel"/>
     <w:tmpl w:val="B38A406C"/>
@@ -16326,7 +17093,7 @@
       </w:rPr>
     </w:lvl>
   </w:abstractNum>
-  <w:abstractNum w:abstractNumId="38" w15:restartNumberingAfterBreak="0">
+  <w:abstractNum w:abstractNumId="41" w15:restartNumberingAfterBreak="0">
     <w:nsid w:val="6C9B3B68"/>
     <w:multiLevelType w:val="multilevel"/>
     <w:tmpl w:val="6EF087D8"/>
@@ -16475,7 +17242,7 @@
       </w:rPr>
     </w:lvl>
   </w:abstractNum>
-  <w:abstractNum w:abstractNumId="39" w15:restartNumberingAfterBreak="0">
+  <w:abstractNum w:abstractNumId="42" w15:restartNumberingAfterBreak="0">
     <w:nsid w:val="70041E7C"/>
     <w:multiLevelType w:val="hybridMultilevel"/>
     <w:tmpl w:val="5CBC0D84"/>
@@ -16588,7 +17355,156 @@
       </w:rPr>
     </w:lvl>
   </w:abstractNum>
-  <w:abstractNum w:abstractNumId="40" w15:restartNumberingAfterBreak="0">
+  <w:abstractNum w:abstractNumId="43" w15:restartNumberingAfterBreak="0">
+    <w:nsid w:val="71F754E1"/>
+    <w:multiLevelType w:val="multilevel"/>
+    <w:tmpl w:val="F86C0BE0"/>
+    <w:lvl w:ilvl="0">
+      <w:start w:val="1"/>
+      <w:numFmt w:val="bullet"/>
+      <w:lvlText w:val=""/>
+      <w:lvlJc w:val="left"/>
+      <w:pPr>
+        <w:tabs>
+          <w:tab w:val="num" w:pos="720"/>
+        </w:tabs>
+        <w:ind w:left="720" w:hanging="360"/>
+      </w:pPr>
+      <w:rPr>
+        <w:rFonts w:ascii="Symbol" w:hAnsi="Symbol" w:hint="default"/>
+        <w:sz w:val="20"/>
+      </w:rPr>
+    </w:lvl>
+    <w:lvl w:ilvl="1" w:tentative="1">
+      <w:start w:val="1"/>
+      <w:numFmt w:val="bullet"/>
+      <w:lvlText w:val=""/>
+      <w:lvlJc w:val="left"/>
+      <w:pPr>
+        <w:tabs>
+          <w:tab w:val="num" w:pos="1440"/>
+        </w:tabs>
+        <w:ind w:left="1440" w:hanging="360"/>
+      </w:pPr>
+      <w:rPr>
+        <w:rFonts w:ascii="Symbol" w:hAnsi="Symbol" w:hint="default"/>
+        <w:sz w:val="20"/>
+      </w:rPr>
+    </w:lvl>
+    <w:lvl w:ilvl="2" w:tentative="1">
+      <w:start w:val="1"/>
+      <w:numFmt w:val="bullet"/>
+      <w:lvlText w:val=""/>
+      <w:lvlJc w:val="left"/>
+      <w:pPr>
+        <w:tabs>
+          <w:tab w:val="num" w:pos="2160"/>
+        </w:tabs>
+        <w:ind w:left="2160" w:hanging="360"/>
+      </w:pPr>
+      <w:rPr>
+        <w:rFonts w:ascii="Symbol" w:hAnsi="Symbol" w:hint="default"/>
+        <w:sz w:val="20"/>
+      </w:rPr>
+    </w:lvl>
+    <w:lvl w:ilvl="3" w:tentative="1">
+      <w:start w:val="1"/>
+      <w:numFmt w:val="bullet"/>
+      <w:lvlText w:val=""/>
+      <w:lvlJc w:val="left"/>
+      <w:pPr>
+        <w:tabs>
+          <w:tab w:val="num" w:pos="2880"/>
+        </w:tabs>
+        <w:ind w:left="2880" w:hanging="360"/>
+      </w:pPr>
+      <w:rPr>
+        <w:rFonts w:ascii="Symbol" w:hAnsi="Symbol" w:hint="default"/>
+        <w:sz w:val="20"/>
+      </w:rPr>
+    </w:lvl>
+    <w:lvl w:ilvl="4" w:tentative="1">
+      <w:start w:val="1"/>
+      <w:numFmt w:val="bullet"/>
+      <w:lvlText w:val=""/>
+      <w:lvlJc w:val="left"/>
+      <w:pPr>
+        <w:tabs>
+          <w:tab w:val="num" w:pos="3600"/>
+        </w:tabs>
+        <w:ind w:left="3600" w:hanging="360"/>
+      </w:pPr>
+      <w:rPr>
+        <w:rFonts w:ascii="Symbol" w:hAnsi="Symbol" w:hint="default"/>
+        <w:sz w:val="20"/>
+      </w:rPr>
+    </w:lvl>
+    <w:lvl w:ilvl="5" w:tentative="1">
+      <w:start w:val="1"/>
+      <w:numFmt w:val="bullet"/>
+      <w:lvlText w:val=""/>
+      <w:lvlJc w:val="left"/>
+      <w:pPr>
+        <w:tabs>
+          <w:tab w:val="num" w:pos="4320"/>
+        </w:tabs>
+        <w:ind w:left="4320" w:hanging="360"/>
+      </w:pPr>
+      <w:rPr>
+        <w:rFonts w:ascii="Symbol" w:hAnsi="Symbol" w:hint="default"/>
+        <w:sz w:val="20"/>
+      </w:rPr>
+    </w:lvl>
+    <w:lvl w:ilvl="6" w:tentative="1">
+      <w:start w:val="1"/>
+      <w:numFmt w:val="bullet"/>
+      <w:lvlText w:val=""/>
+      <w:lvlJc w:val="left"/>
+      <w:pPr>
+        <w:tabs>
+          <w:tab w:val="num" w:pos="5040"/>
+        </w:tabs>
+        <w:ind w:left="5040" w:hanging="360"/>
+      </w:pPr>
+      <w:rPr>
+        <w:rFonts w:ascii="Symbol" w:hAnsi="Symbol" w:hint="default"/>
+        <w:sz w:val="20"/>
+      </w:rPr>
+    </w:lvl>
+    <w:lvl w:ilvl="7" w:tentative="1">
+      <w:start w:val="1"/>
+      <w:numFmt w:val="bullet"/>
+      <w:lvlText w:val=""/>
+      <w:lvlJc w:val="left"/>
+      <w:pPr>
+        <w:tabs>
+          <w:tab w:val="num" w:pos="5760"/>
+        </w:tabs>
+        <w:ind w:left="5760" w:hanging="360"/>
+      </w:pPr>
+      <w:rPr>
+        <w:rFonts w:ascii="Symbol" w:hAnsi="Symbol" w:hint="default"/>
+        <w:sz w:val="20"/>
+      </w:rPr>
+    </w:lvl>
+    <w:lvl w:ilvl="8" w:tentative="1">
+      <w:start w:val="1"/>
+      <w:numFmt w:val="bullet"/>
+      <w:lvlText w:val=""/>
+      <w:lvlJc w:val="left"/>
+      <w:pPr>
+        <w:tabs>
+          <w:tab w:val="num" w:pos="6480"/>
+        </w:tabs>
+        <w:ind w:left="6480" w:hanging="360"/>
+      </w:pPr>
+      <w:rPr>
+        <w:rFonts w:ascii="Symbol" w:hAnsi="Symbol" w:hint="default"/>
+        <w:sz w:val="20"/>
+      </w:rPr>
+    </w:lvl>
+  </w:abstractNum>
+  <w:abstractNum w:abstractNumId="44" w15:restartNumberingAfterBreak="0">
     <w:nsid w:val="72353ABE"/>
     <w:multiLevelType w:val="hybridMultilevel"/>
     <w:tmpl w:val="28464EEA"/>
@@ -16678,7 +17594,7 @@
       </w:pPr>
     </w:lvl>
   </w:abstractNum>
-  <w:abstractNum w:abstractNumId="41" w15:restartNumberingAfterBreak="0">
+  <w:abstractNum w:abstractNumId="45" w15:restartNumberingAfterBreak="0">
     <w:nsid w:val="7857659C"/>
     <w:multiLevelType w:val="hybridMultilevel"/>
     <w:tmpl w:val="C4800B50"/>
@@ -16791,7 +17707,7 @@
       </w:rPr>
     </w:lvl>
   </w:abstractNum>
-  <w:abstractNum w:abstractNumId="42" w15:restartNumberingAfterBreak="0">
+  <w:abstractNum w:abstractNumId="46" w15:restartNumberingAfterBreak="0">
     <w:nsid w:val="799105DC"/>
     <w:multiLevelType w:val="hybridMultilevel"/>
     <w:tmpl w:val="090A267C"/>
@@ -16881,7 +17797,7 @@
       </w:pPr>
     </w:lvl>
   </w:abstractNum>
-  <w:abstractNum w:abstractNumId="43" w15:restartNumberingAfterBreak="0">
+  <w:abstractNum w:abstractNumId="47" w15:restartNumberingAfterBreak="0">
     <w:nsid w:val="7DED3CFA"/>
     <w:multiLevelType w:val="multilevel"/>
     <w:tmpl w:val="E68C325E"/>
@@ -17031,136 +17947,148 @@
     </w:lvl>
   </w:abstractNum>
   <w:num w:numId="1">
-    <w:abstractNumId w:val="17"/>
+    <w:abstractNumId w:val="18"/>
   </w:num>
   <w:num w:numId="2">
-    <w:abstractNumId w:val="15"/>
+    <w:abstractNumId w:val="16"/>
   </w:num>
   <w:num w:numId="3">
-    <w:abstractNumId w:val="8"/>
+    <w:abstractNumId w:val="9"/>
   </w:num>
   <w:num w:numId="4">
-    <w:abstractNumId w:val="37"/>
+    <w:abstractNumId w:val="40"/>
   </w:num>
   <w:num w:numId="5">
+    <w:abstractNumId w:val="25"/>
+  </w:num>
+  <w:num w:numId="6">
+    <w:abstractNumId w:val="33"/>
+  </w:num>
+  <w:num w:numId="7">
+    <w:abstractNumId w:val="45"/>
+  </w:num>
+  <w:num w:numId="8">
+    <w:abstractNumId w:val="7"/>
+  </w:num>
+  <w:num w:numId="9">
+    <w:abstractNumId w:val="13"/>
+  </w:num>
+  <w:num w:numId="10">
     <w:abstractNumId w:val="24"/>
   </w:num>
-  <w:num w:numId="6">
-    <w:abstractNumId w:val="31"/>
-  </w:num>
-  <w:num w:numId="7">
-    <w:abstractNumId w:val="41"/>
-  </w:num>
-  <w:num w:numId="8">
-    <w:abstractNumId w:val="6"/>
-  </w:num>
-  <w:num w:numId="9">
-    <w:abstractNumId w:val="12"/>
-  </w:num>
-  <w:num w:numId="10">
-    <w:abstractNumId w:val="23"/>
-  </w:num>
   <w:num w:numId="11">
-    <w:abstractNumId w:val="34"/>
+    <w:abstractNumId w:val="36"/>
   </w:num>
   <w:num w:numId="12">
-    <w:abstractNumId w:val="28"/>
+    <w:abstractNumId w:val="29"/>
   </w:num>
   <w:num w:numId="13">
-    <w:abstractNumId w:val="10"/>
+    <w:abstractNumId w:val="11"/>
   </w:num>
   <w:num w:numId="14">
     <w:abstractNumId w:val="0"/>
   </w:num>
   <w:num w:numId="15">
+    <w:abstractNumId w:val="41"/>
+  </w:num>
+  <w:num w:numId="16">
+    <w:abstractNumId w:val="10"/>
+  </w:num>
+  <w:num w:numId="17">
+    <w:abstractNumId w:val="27"/>
+  </w:num>
+  <w:num w:numId="18">
+    <w:abstractNumId w:val="42"/>
+  </w:num>
+  <w:num w:numId="19">
     <w:abstractNumId w:val="38"/>
   </w:num>
-  <w:num w:numId="16">
-    <w:abstractNumId w:val="9"/>
+  <w:num w:numId="20">
+    <w:abstractNumId w:val="23"/>
   </w:num>
-  <w:num w:numId="17">
+  <w:num w:numId="21">
+    <w:abstractNumId w:val="4"/>
+  </w:num>
+  <w:num w:numId="22">
+    <w:abstractNumId w:val="22"/>
+  </w:num>
+  <w:num w:numId="23">
+    <w:abstractNumId w:val="28"/>
+  </w:num>
+  <w:num w:numId="24">
+    <w:abstractNumId w:val="37"/>
+  </w:num>
+  <w:num w:numId="25">
     <w:abstractNumId w:val="26"/>
   </w:num>
-  <w:num w:numId="18">
+  <w:num w:numId="26">
+    <w:abstractNumId w:val="17"/>
+  </w:num>
+  <w:num w:numId="27">
+    <w:abstractNumId w:val="47"/>
+  </w:num>
+  <w:num w:numId="28">
+    <w:abstractNumId w:val="20"/>
+  </w:num>
+  <w:num w:numId="29">
+    <w:abstractNumId w:val="14"/>
+  </w:num>
+  <w:num w:numId="30">
+    <w:abstractNumId w:val="15"/>
+  </w:num>
+  <w:num w:numId="31">
+    <w:abstractNumId w:val="12"/>
+  </w:num>
+  <w:num w:numId="32">
+    <w:abstractNumId w:val="5"/>
+  </w:num>
+  <w:num w:numId="33">
+    <w:abstractNumId w:val="35"/>
+  </w:num>
+  <w:num w:numId="34">
+    <w:abstractNumId w:val="31"/>
+  </w:num>
+  <w:num w:numId="35">
+    <w:abstractNumId w:val="2"/>
+  </w:num>
+  <w:num w:numId="36">
+    <w:abstractNumId w:val="3"/>
+  </w:num>
+  <w:num w:numId="37">
+    <w:abstractNumId w:val="19"/>
+  </w:num>
+  <w:num w:numId="38">
+    <w:abstractNumId w:val="21"/>
+  </w:num>
+  <w:num w:numId="39">
+    <w:abstractNumId w:val="32"/>
+  </w:num>
+  <w:num w:numId="40">
+    <w:abstractNumId w:val="34"/>
+  </w:num>
+  <w:num w:numId="41">
+    <w:abstractNumId w:val="44"/>
+  </w:num>
+  <w:num w:numId="42">
+    <w:abstractNumId w:val="6"/>
+  </w:num>
+  <w:num w:numId="43">
+    <w:abstractNumId w:val="46"/>
+  </w:num>
+  <w:num w:numId="44">
+    <w:abstractNumId w:val="8"/>
+  </w:num>
+  <w:num w:numId="45">
+    <w:abstractNumId w:val="30"/>
+  </w:num>
+  <w:num w:numId="46">
     <w:abstractNumId w:val="39"/>
   </w:num>
-  <w:num w:numId="19">
-    <w:abstractNumId w:val="36"/>
-  </w:num>
-  <w:num w:numId="20">
-    <w:abstractNumId w:val="22"/>
-  </w:num>
-  <w:num w:numId="21">
-    <w:abstractNumId w:val="3"/>
-  </w:num>
-  <w:num w:numId="22">
-    <w:abstractNumId w:val="21"/>
-  </w:num>
-  <w:num w:numId="23">
-    <w:abstractNumId w:val="27"/>
-  </w:num>
-  <w:num w:numId="24">
-    <w:abstractNumId w:val="35"/>
-  </w:num>
-  <w:num w:numId="25">
-    <w:abstractNumId w:val="25"/>
-  </w:num>
-  <w:num w:numId="26">
-    <w:abstractNumId w:val="16"/>
-  </w:num>
-  <w:num w:numId="27">
-    <w:abstractNumId w:val="43"/>
-  </w:num>
-  <w:num w:numId="28">
-    <w:abstractNumId w:val="19"/>
-  </w:num>
-  <w:num w:numId="29">
-    <w:abstractNumId w:val="13"/>
-  </w:num>
-  <w:num w:numId="30">
-    <w:abstractNumId w:val="14"/>
-  </w:num>
-  <w:num w:numId="31">
-    <w:abstractNumId w:val="11"/>
-  </w:num>
-  <w:num w:numId="32">
-    <w:abstractNumId w:val="4"/>
-  </w:num>
-  <w:num w:numId="33">
-    <w:abstractNumId w:val="33"/>
-  </w:num>
-  <w:num w:numId="34">
-    <w:abstractNumId w:val="29"/>
-  </w:num>
-  <w:num w:numId="35">
+  <w:num w:numId="47">
     <w:abstractNumId w:val="1"/>
   </w:num>
-  <w:num w:numId="36">
-    <w:abstractNumId w:val="2"/>
-  </w:num>
-  <w:num w:numId="37">
-    <w:abstractNumId w:val="18"/>
-  </w:num>
-  <w:num w:numId="38">
-    <w:abstractNumId w:val="20"/>
-  </w:num>
-  <w:num w:numId="39">
-    <w:abstractNumId w:val="30"/>
-  </w:num>
-  <w:num w:numId="40">
-    <w:abstractNumId w:val="32"/>
-  </w:num>
-  <w:num w:numId="41">
-    <w:abstractNumId w:val="40"/>
-  </w:num>
-  <w:num w:numId="42">
-    <w:abstractNumId w:val="5"/>
-  </w:num>
-  <w:num w:numId="43">
-    <w:abstractNumId w:val="42"/>
-  </w:num>
-  <w:num w:numId="44">
-    <w:abstractNumId w:val="7"/>
+  <w:num w:numId="48">
+    <w:abstractNumId w:val="43"/>
   </w:num>
 </w:numbering>
 </file>
@@ -17563,7 +18491,7 @@
   <w:style w:type="paragraph" w:default="1" w:styleId="Normal">
     <w:name w:val="Normal"/>
     <w:qFormat/>
-    <w:rsid w:val="00C306EC"/>
+    <w:rsid w:val="00D0685D"/>
     <w:pPr>
       <w:spacing w:after="235" w:line="363" w:lineRule="auto"/>
       <w:ind w:left="10" w:hanging="10"/>
@@ -17663,7 +18591,6 @@
   <w:style w:type="character" w:default="1" w:styleId="DefaultParagraphFont">
     <w:name w:val="Default Paragraph Font"/>
     <w:uiPriority w:val="1"/>
-    <w:semiHidden/>
     <w:unhideWhenUsed/>
   </w:style>
   <w:style w:type="table" w:default="1" w:styleId="TableNormal">
